--- a/word/Capsula_13_De_una_idea_a_una_actividad.docx
+++ b/word/Capsula_13_De_una_idea_a_una_actividad.docx
@@ -2,6 +2,52 @@
 <file path=word/document.xml><?xml version="1.0" encoding="utf-8"?>
 <w:document xmlns:wpc="http://schemas.microsoft.com/office/word/2010/wordprocessingCanvas" xmlns:mc="http://schemas.openxmlformats.org/markup-compatibility/2006" xmlns:o="urn:schemas-microsoft-com:office:office" xmlns:r="http://schemas.openxmlformats.org/officeDocument/2006/relationships" xmlns:m="http://schemas.openxmlformats.org/officeDocument/2006/math" xmlns:v="urn:schemas-microsoft-com:vml" xmlns:wp14="http://schemas.microsoft.com/office/word/2010/wordprocessingDrawing" xmlns:wp="http://schemas.openxmlformats.org/drawingml/2006/wordprocessingDrawing" xmlns:w10="urn:schemas-microsoft-com:office:word" xmlns:w="http://schemas.openxmlformats.org/wordprocessingml/2006/main" xmlns:w14="http://schemas.microsoft.com/office/word/2010/wordml" xmlns:w15="http://schemas.microsoft.com/office/word/2012/wordml" xmlns:wpg="http://schemas.microsoft.com/office/word/2010/wordprocessingGroup" xmlns:wpi="http://schemas.microsoft.com/office/word/2010/wordprocessingInk" xmlns:wne="http://schemas.microsoft.com/office/word/2006/wordml" xmlns:wps="http://schemas.microsoft.com/office/word/2010/wordprocessingShape" xmlns:cx="http://schemas.microsoft.com/office/drawing/2014/chartex" xmlns:cx1="http://schemas.microsoft.com/office/drawing/2015/9/8/chartex" xmlns:cx2="http://schemas.microsoft.com/office/drawing/2015/10/21/chartex" xmlns:cx3="http://schemas.microsoft.com/office/drawing/2016/5/9/chartex" xmlns:cx4="http://schemas.microsoft.com/office/drawing/2016/5/10/chartex" xmlns:cx5="http://schemas.microsoft.com/office/drawing/2016/5/11/chartex" xmlns:cx6="http://schemas.microsoft.com/office/drawing/2016/5/12/chartex" xmlns:cx7="http://schemas.microsoft.com/office/drawing/2016/5/13/chartex" xmlns:cx8="http://schemas.microsoft.com/office/drawing/2016/5/14/chartex" xmlns:aink="http://schemas.microsoft.com/office/drawing/2016/ink" xmlns:am3d="http://schemas.microsoft.com/office/drawing/2017/model3d" xmlns:w16cex="http://schemas.microsoft.com/office/word/2018/wordml/cex" xmlns:w16cid="http://schemas.microsoft.com/office/word/2016/wordml/cid" xmlns:w16="http://schemas.microsoft.com/office/word/2018/wordml" xmlns:w16sdtdh="http://schemas.microsoft.com/office/word/2020/wordml/sdtdatahash" xmlns:w16se="http://schemas.microsoft.com/office/word/2015/wordml/symex" mc:Ignorable="w14 w15 wp14">
   <w:body>
+    <w:p>
+      <w:pPr>
+        <w:spacing w:after="200"/>
+        <w:jc w:val="center"/>
+      </w:pPr>
+      <w:r>
+        <w:drawing>
+          <wp:inline distT="0" distB="0" distL="0" distR="0">
+            <wp:extent cx="5143500" cy="914400"/>
+            <wp:effectExtent t="0" r="0" b="0" l="0"/>
+            <wp:docPr id="13" name="logos" descr="Universidad de San Buenaventura, Acreditación Institucional Multicampus de Alta Calidad y CEA" title="Logos institucionales"/>
+            <wp:cNvGraphicFramePr>
+              <a:graphicFrameLocks xmlns:a="http://schemas.openxmlformats.org/drawingml/2006/main" noChangeAspect="1"/>
+            </wp:cNvGraphicFramePr>
+            <a:graphic xmlns:a="http://schemas.openxmlformats.org/drawingml/2006/main">
+              <a:graphicData uri="http://schemas.openxmlformats.org/drawingml/2006/picture">
+                <pic:pic xmlns:pic="http://schemas.openxmlformats.org/drawingml/2006/picture">
+                  <pic:nvPicPr>
+                    <pic:cNvPr id="0" name="" descr=""/>
+                    <pic:cNvPicPr>
+                      <a:picLocks noChangeAspect="1" noChangeArrowheads="1"/>
+                    </pic:cNvPicPr>
+                  </pic:nvPicPr>
+                  <pic:blipFill>
+                    <a:blip r:embed="rId9" cstate="none"/>
+                    <a:srcRect/>
+                    <a:stretch>
+                      <a:fillRect/>
+                    </a:stretch>
+                  </pic:blipFill>
+                  <pic:spPr bwMode="auto">
+                    <a:xfrm>
+                      <a:off x="0" y="0"/>
+                      <a:ext cx="5143500" cy="914400"/>
+                    </a:xfrm>
+                    <a:prstGeom prst="rect">
+                      <a:avLst/>
+                    </a:prstGeom>
+                  </pic:spPr>
+                </pic:pic>
+              </a:graphicData>
+            </a:graphic>
+          </wp:inline>
+        </w:drawing>
+      </w:r>
+    </w:p>
     <w:tbl>
       <w:tblPr>
         <w:tblW w:type="dxa" w:w="10080"/>
@@ -28,7 +74,7 @@
               <w:bottom w:val="none" w:color="FFFFFF" w:sz="0"/>
               <w:right w:val="none" w:color="FFFFFF" w:sz="0"/>
             </w:tcBorders>
-            <w:shd w:fill="C2410C" w:color="auto" w:val="clear"/>
+            <w:shd w:fill="EF7D00" w:color="auto" w:val="clear"/>
             <w:tcMar>
               <w:top w:type="dxa" w:w="360"/>
               <w:left w:type="dxa" w:w="360"/>
@@ -45,7 +91,7 @@
                 <w:rFonts w:ascii="Calibri" w:cs="Calibri" w:eastAsia="Calibri" w:hAnsi="Calibri"/>
                 <w:b/>
                 <w:bCs/>
-                <w:color w:val="FFFFFF"/>
+                <w:color w:val="1D1D1B"/>
                 <w:spacing w:val="30"/>
                 <w:sz w:val="18"/>
                 <w:szCs w:val="18"/>
@@ -62,7 +108,7 @@
                 <w:rFonts w:ascii="Calibri" w:cs="Calibri" w:eastAsia="Calibri" w:hAnsi="Calibri"/>
                 <w:b/>
                 <w:bCs/>
-                <w:color w:val="FFFFFF"/>
+                <w:color w:val="1D1D1B"/>
                 <w:sz w:val="48"/>
                 <w:szCs w:val="48"/>
               </w:rPr>
@@ -73,7 +119,7 @@
             <w:r>
               <w:rPr>
                 <w:rFonts w:ascii="Calibri" w:cs="Calibri" w:eastAsia="Calibri" w:hAnsi="Calibri"/>
-                <w:color w:val="FFFFFF"/>
+                <w:color w:val="1D1D1B"/>
                 <w:sz w:val="24"/>
                 <w:szCs w:val="24"/>
               </w:rPr>
@@ -83,6 +129,14 @@
         </w:tc>
       </w:tr>
     </w:tbl>
+    <w:p>
+      <w:pPr>
+        <w:pBdr>
+          <w:top w:val="single" w:color="1D1D1B" w:sz="36" w:space="0"/>
+        </w:pBdr>
+        <w:spacing w:after="0"/>
+      </w:pPr>
+    </w:p>
     <w:tbl>
       <w:tblPr>
         <w:tblW w:type="dxa" w:w="10080"/>
@@ -92,7 +146,7 @@
           <w:bottom w:val="none" w:color="FFFFFF" w:sz="0"/>
           <w:right w:val="none" w:color="FFFFFF" w:sz="0"/>
           <w:insideH w:val="none" w:color="FFFFFF" w:sz="0"/>
-          <w:insideV w:val="single" w:color="E5E7EB" w:sz="4"/>
+          <w:insideV w:val="single" w:color="E2E2DF" w:sz="4"/>
         </w:tblBorders>
         <w:tblLayout w:type="fixed"/>
       </w:tblPr>
@@ -106,7 +160,7 @@
         <w:tc>
           <w:tcPr>
             <w:tcW w:type="dxa" w:w="2520"/>
-            <w:shd w:fill="FDF0E8" w:color="auto" w:val="clear"/>
+            <w:shd w:fill="FDEBD3" w:color="auto" w:val="clear"/>
             <w:tcMar>
               <w:top w:type="dxa" w:w="140"/>
               <w:left w:type="dxa" w:w="200"/>
@@ -123,7 +177,7 @@
                 <w:rFonts w:ascii="Calibri" w:cs="Calibri" w:eastAsia="Calibri" w:hAnsi="Calibri"/>
                 <w:b/>
                 <w:bCs/>
-                <w:color w:val="4B5563"/>
+                <w:color w:val="5C5C5A"/>
                 <w:spacing w:val="20"/>
                 <w:sz w:val="15"/>
                 <w:szCs w:val="15"/>
@@ -137,7 +191,7 @@
                 <w:rFonts w:ascii="Calibri" w:cs="Calibri" w:eastAsia="Calibri" w:hAnsi="Calibri"/>
                 <w:b/>
                 <w:bCs/>
-                <w:color w:val="1F2937"/>
+                <w:color w:val="1D1D1B"/>
                 <w:sz w:val="20"/>
                 <w:szCs w:val="20"/>
               </w:rPr>
@@ -148,7 +202,7 @@
         <w:tc>
           <w:tcPr>
             <w:tcW w:type="dxa" w:w="2520"/>
-            <w:shd w:fill="FDF0E8" w:color="auto" w:val="clear"/>
+            <w:shd w:fill="FDEBD3" w:color="auto" w:val="clear"/>
             <w:tcMar>
               <w:top w:type="dxa" w:w="140"/>
               <w:left w:type="dxa" w:w="200"/>
@@ -165,7 +219,7 @@
                 <w:rFonts w:ascii="Calibri" w:cs="Calibri" w:eastAsia="Calibri" w:hAnsi="Calibri"/>
                 <w:b/>
                 <w:bCs/>
-                <w:color w:val="4B5563"/>
+                <w:color w:val="5C5C5A"/>
                 <w:spacing w:val="20"/>
                 <w:sz w:val="15"/>
                 <w:szCs w:val="15"/>
@@ -179,7 +233,7 @@
                 <w:rFonts w:ascii="Calibri" w:cs="Calibri" w:eastAsia="Calibri" w:hAnsi="Calibri"/>
                 <w:b/>
                 <w:bCs/>
-                <w:color w:val="1F2937"/>
+                <w:color w:val="1D1D1B"/>
                 <w:sz w:val="20"/>
                 <w:szCs w:val="20"/>
               </w:rPr>
@@ -190,7 +244,7 @@
         <w:tc>
           <w:tcPr>
             <w:tcW w:type="dxa" w:w="2520"/>
-            <w:shd w:fill="FDF0E8" w:color="auto" w:val="clear"/>
+            <w:shd w:fill="FDEBD3" w:color="auto" w:val="clear"/>
             <w:tcMar>
               <w:top w:type="dxa" w:w="140"/>
               <w:left w:type="dxa" w:w="200"/>
@@ -207,7 +261,7 @@
                 <w:rFonts w:ascii="Calibri" w:cs="Calibri" w:eastAsia="Calibri" w:hAnsi="Calibri"/>
                 <w:b/>
                 <w:bCs/>
-                <w:color w:val="4B5563"/>
+                <w:color w:val="5C5C5A"/>
                 <w:spacing w:val="20"/>
                 <w:sz w:val="15"/>
                 <w:szCs w:val="15"/>
@@ -221,7 +275,7 @@
                 <w:rFonts w:ascii="Calibri" w:cs="Calibri" w:eastAsia="Calibri" w:hAnsi="Calibri"/>
                 <w:b/>
                 <w:bCs/>
-                <w:color w:val="1F2937"/>
+                <w:color w:val="1D1D1B"/>
                 <w:sz w:val="20"/>
                 <w:szCs w:val="20"/>
               </w:rPr>
@@ -232,7 +286,7 @@
         <w:tc>
           <w:tcPr>
             <w:tcW w:type="dxa" w:w="2520"/>
-            <w:shd w:fill="FDF0E8" w:color="auto" w:val="clear"/>
+            <w:shd w:fill="FDEBD3" w:color="auto" w:val="clear"/>
             <w:tcMar>
               <w:top w:type="dxa" w:w="140"/>
               <w:left w:type="dxa" w:w="200"/>
@@ -249,7 +303,7 @@
                 <w:rFonts w:ascii="Calibri" w:cs="Calibri" w:eastAsia="Calibri" w:hAnsi="Calibri"/>
                 <w:b/>
                 <w:bCs/>
-                <w:color w:val="4B5563"/>
+                <w:color w:val="5C5C5A"/>
                 <w:spacing w:val="20"/>
                 <w:sz w:val="15"/>
                 <w:szCs w:val="15"/>
@@ -263,7 +317,7 @@
                 <w:rFonts w:ascii="Calibri" w:cs="Calibri" w:eastAsia="Calibri" w:hAnsi="Calibri"/>
                 <w:b/>
                 <w:bCs/>
-                <w:color w:val="1F2937"/>
+                <w:color w:val="1D1D1B"/>
                 <w:sz w:val="20"/>
                 <w:szCs w:val="20"/>
               </w:rPr>
@@ -283,7 +337,7 @@
         <w:pStyle w:val="Heading1"/>
         <w:keepNext/>
         <w:pBdr>
-          <w:bottom w:val="single" w:color="C2410C" w:sz="8" w:space="4"/>
+          <w:bottom w:val="single" w:color="EF7D00" w:sz="18" w:space="4"/>
         </w:pBdr>
         <w:spacing w:after="160" w:before="360"/>
       </w:pPr>
@@ -292,11 +346,11 @@
           <w:rFonts w:ascii="Calibri" w:cs="Calibri" w:eastAsia="Calibri" w:hAnsi="Calibri"/>
           <w:b/>
           <w:bCs/>
-          <w:color w:val="C2410C"/>
-          <w:sz w:val="30"/>
-          <w:szCs w:val="30"/>
-        </w:rPr>
-        <w:t xml:space="preserve">¿Qué lograrás?</w:t>
+          <w:color w:val="1D1D1B"/>
+          <w:sz w:val="28"/>
+          <w:szCs w:val="28"/>
+        </w:rPr>
+        <w:t xml:space="preserve">¿QUÉ LOGRARÁS?</w:t>
       </w:r>
     </w:p>
     <w:tbl>
@@ -321,11 +375,11 @@
             <w:tcW w:type="dxa" w:w="10080"/>
             <w:tcBorders>
               <w:top w:val="none" w:color="FFFFFF" w:sz="0"/>
-              <w:left w:val="single" w:color="C2410C" w:sz="24"/>
+              <w:left w:val="single" w:color="EF7D00" w:sz="24"/>
               <w:bottom w:val="none" w:color="FFFFFF" w:sz="0"/>
               <w:right w:val="none" w:color="FFFFFF" w:sz="0"/>
             </w:tcBorders>
-            <w:shd w:fill="FDF0E8" w:color="auto" w:val="clear"/>
+            <w:shd w:fill="FDEBD3" w:color="auto" w:val="clear"/>
             <w:tcMar>
               <w:top w:type="dxa" w:w="160"/>
               <w:left w:type="dxa" w:w="240"/>
@@ -342,7 +396,7 @@
                 <w:rFonts w:ascii="Calibri" w:cs="Calibri" w:eastAsia="Calibri" w:hAnsi="Calibri"/>
                 <w:b/>
                 <w:bCs/>
-                <w:color w:val="C2410C"/>
+                <w:color w:val="A65200"/>
                 <w:spacing w:val="20"/>
                 <w:sz w:val="17"/>
                 <w:szCs w:val="17"/>
@@ -357,7 +411,7 @@
             <w:r>
               <w:rPr>
                 <w:rFonts w:ascii="Calibri" w:cs="Calibri" w:eastAsia="Calibri" w:hAnsi="Calibri"/>
-                <w:color w:val="1F2937"/>
+                <w:color w:val="1D1D1B"/>
                 <w:sz w:val="23"/>
                 <w:szCs w:val="23"/>
               </w:rPr>
@@ -377,7 +431,7 @@
         <w:pStyle w:val="Heading1"/>
         <w:keepNext/>
         <w:pBdr>
-          <w:bottom w:val="single" w:color="C2410C" w:sz="8" w:space="4"/>
+          <w:bottom w:val="single" w:color="EF7D00" w:sz="18" w:space="4"/>
         </w:pBdr>
         <w:spacing w:after="160" w:before="360"/>
       </w:pPr>
@@ -386,11 +440,11 @@
           <w:rFonts w:ascii="Calibri" w:cs="Calibri" w:eastAsia="Calibri" w:hAnsi="Calibri"/>
           <w:b/>
           <w:bCs/>
-          <w:color w:val="C2410C"/>
-          <w:sz w:val="30"/>
-          <w:szCs w:val="30"/>
-        </w:rPr>
-        <w:t xml:space="preserve">Para empezar</w:t>
+          <w:color w:val="1D1D1B"/>
+          <w:sz w:val="28"/>
+          <w:szCs w:val="28"/>
+        </w:rPr>
+        <w:t xml:space="preserve">PARA EMPEZAR</w:t>
       </w:r>
     </w:p>
     <w:p>
@@ -400,7 +454,7 @@
       <w:r>
         <w:rPr>
           <w:rFonts w:ascii="Calibri" w:cs="Calibri" w:eastAsia="Calibri" w:hAnsi="Calibri"/>
-          <w:color w:val="1F2937"/>
+          <w:color w:val="1D1D1B"/>
           <w:sz w:val="22"/>
           <w:szCs w:val="22"/>
         </w:rPr>
@@ -414,7 +468,7 @@
       <w:r>
         <w:rPr>
           <w:rFonts w:ascii="Calibri" w:cs="Calibri" w:eastAsia="Calibri" w:hAnsi="Calibri"/>
-          <w:color w:val="1F2937"/>
+          <w:color w:val="1D1D1B"/>
           <w:sz w:val="22"/>
           <w:szCs w:val="22"/>
         </w:rPr>
@@ -432,7 +486,7 @@
           <w:rFonts w:ascii="Calibri" w:cs="Calibri" w:eastAsia="Calibri" w:hAnsi="Calibri"/>
           <w:b/>
           <w:bCs/>
-          <w:color w:val="1F2937"/>
+          <w:color w:val="1D1D1B"/>
           <w:sz w:val="23"/>
           <w:szCs w:val="23"/>
         </w:rPr>
@@ -451,7 +505,7 @@
       <w:r>
         <w:rPr>
           <w:rFonts w:ascii="Calibri" w:cs="Calibri" w:eastAsia="Calibri" w:hAnsi="Calibri"/>
-          <w:color w:val="1F2937"/>
+          <w:color w:val="1D1D1B"/>
           <w:sz w:val="22"/>
           <w:szCs w:val="22"/>
         </w:rPr>
@@ -470,7 +524,7 @@
       <w:r>
         <w:rPr>
           <w:rFonts w:ascii="Calibri" w:cs="Calibri" w:eastAsia="Calibri" w:hAnsi="Calibri"/>
-          <w:color w:val="1F2937"/>
+          <w:color w:val="1D1D1B"/>
           <w:sz w:val="22"/>
           <w:szCs w:val="22"/>
         </w:rPr>
@@ -489,7 +543,7 @@
       <w:r>
         <w:rPr>
           <w:rFonts w:ascii="Calibri" w:cs="Calibri" w:eastAsia="Calibri" w:hAnsi="Calibri"/>
-          <w:color w:val="1F2937"/>
+          <w:color w:val="1D1D1B"/>
           <w:sz w:val="22"/>
           <w:szCs w:val="22"/>
         </w:rPr>
@@ -501,7 +555,7 @@
         <w:pStyle w:val="Heading1"/>
         <w:keepNext/>
         <w:pBdr>
-          <w:bottom w:val="single" w:color="C2410C" w:sz="8" w:space="4"/>
+          <w:bottom w:val="single" w:color="EF7D00" w:sz="18" w:space="4"/>
         </w:pBdr>
         <w:spacing w:after="160" w:before="360"/>
       </w:pPr>
@@ -510,11 +564,11 @@
           <w:rFonts w:ascii="Calibri" w:cs="Calibri" w:eastAsia="Calibri" w:hAnsi="Calibri"/>
           <w:b/>
           <w:bCs/>
-          <w:color w:val="C2410C"/>
-          <w:sz w:val="30"/>
-          <w:szCs w:val="30"/>
-        </w:rPr>
-        <w:t xml:space="preserve">Paso a paso</w:t>
+          <w:color w:val="1D1D1B"/>
+          <w:sz w:val="28"/>
+          <w:szCs w:val="28"/>
+        </w:rPr>
+        <w:t xml:space="preserve">PASO A PASO</w:t>
       </w:r>
     </w:p>
     <w:p>
@@ -522,9 +576,9 @@
         <w:pStyle w:val="Heading2"/>
         <w:keepNext/>
         <w:pBdr>
-          <w:left w:val="single" w:color="C2410C" w:sz="24" w:space="8"/>
+          <w:left w:val="single" w:color="EF7D00" w:sz="36" w:space="8"/>
         </w:pBdr>
-        <w:shd w:fill="FDF0E8" w:color="auto" w:val="clear"/>
+        <w:shd w:fill="FDEBD3" w:color="auto" w:val="clear"/>
         <w:spacing w:after="100" w:before="280"/>
         <w:ind w:left="160"/>
       </w:pPr>
@@ -533,7 +587,7 @@
           <w:rFonts w:ascii="Calibri" w:cs="Calibri" w:eastAsia="Calibri" w:hAnsi="Calibri"/>
           <w:b/>
           <w:bCs/>
-          <w:color w:val="C2410C"/>
+          <w:color w:val="A65200"/>
           <w:spacing w:val="20"/>
           <w:sz w:val="18"/>
           <w:szCs w:val="18"/>
@@ -551,7 +605,7 @@
           <w:rFonts w:ascii="Calibri" w:cs="Calibri" w:eastAsia="Calibri" w:hAnsi="Calibri"/>
           <w:b/>
           <w:bCs/>
-          <w:color w:val="1F2937"/>
+          <w:color w:val="1D1D1B"/>
           <w:sz w:val="24"/>
           <w:szCs w:val="24"/>
         </w:rPr>
@@ -570,7 +624,7 @@
       <w:r>
         <w:rPr>
           <w:rFonts w:ascii="Calibri" w:cs="Calibri" w:eastAsia="Calibri" w:hAnsi="Calibri"/>
-          <w:color w:val="1F2937"/>
+          <w:color w:val="1D1D1B"/>
           <w:sz w:val="22"/>
           <w:szCs w:val="22"/>
         </w:rPr>
@@ -589,7 +643,7 @@
       <w:r>
         <w:rPr>
           <w:rFonts w:ascii="Calibri" w:cs="Calibri" w:eastAsia="Calibri" w:hAnsi="Calibri"/>
-          <w:color w:val="1F2937"/>
+          <w:color w:val="1D1D1B"/>
           <w:sz w:val="22"/>
           <w:szCs w:val="22"/>
         </w:rPr>
@@ -601,9 +655,9 @@
         <w:pStyle w:val="Heading2"/>
         <w:keepNext/>
         <w:pBdr>
-          <w:left w:val="single" w:color="C2410C" w:sz="24" w:space="8"/>
+          <w:left w:val="single" w:color="EF7D00" w:sz="36" w:space="8"/>
         </w:pBdr>
-        <w:shd w:fill="FDF0E8" w:color="auto" w:val="clear"/>
+        <w:shd w:fill="FDEBD3" w:color="auto" w:val="clear"/>
         <w:spacing w:after="100" w:before="280"/>
         <w:ind w:left="160"/>
       </w:pPr>
@@ -612,7 +666,7 @@
           <w:rFonts w:ascii="Calibri" w:cs="Calibri" w:eastAsia="Calibri" w:hAnsi="Calibri"/>
           <w:b/>
           <w:bCs/>
-          <w:color w:val="C2410C"/>
+          <w:color w:val="A65200"/>
           <w:spacing w:val="20"/>
           <w:sz w:val="18"/>
           <w:szCs w:val="18"/>
@@ -630,7 +684,7 @@
           <w:rFonts w:ascii="Calibri" w:cs="Calibri" w:eastAsia="Calibri" w:hAnsi="Calibri"/>
           <w:b/>
           <w:bCs/>
-          <w:color w:val="1F2937"/>
+          <w:color w:val="1D1D1B"/>
           <w:sz w:val="24"/>
           <w:szCs w:val="24"/>
         </w:rPr>
@@ -649,7 +703,7 @@
       <w:r>
         <w:rPr>
           <w:rFonts w:ascii="Calibri" w:cs="Calibri" w:eastAsia="Calibri" w:hAnsi="Calibri"/>
-          <w:color w:val="1F2937"/>
+          <w:color w:val="1D1D1B"/>
           <w:sz w:val="22"/>
           <w:szCs w:val="22"/>
         </w:rPr>
@@ -668,7 +722,7 @@
       <w:r>
         <w:rPr>
           <w:rFonts w:ascii="Calibri" w:cs="Calibri" w:eastAsia="Calibri" w:hAnsi="Calibri"/>
-          <w:color w:val="1F2937"/>
+          <w:color w:val="1D1D1B"/>
           <w:sz w:val="22"/>
           <w:szCs w:val="22"/>
         </w:rPr>
@@ -680,9 +734,9 @@
         <w:pStyle w:val="Heading2"/>
         <w:keepNext/>
         <w:pBdr>
-          <w:left w:val="single" w:color="C2410C" w:sz="24" w:space="8"/>
+          <w:left w:val="single" w:color="EF7D00" w:sz="36" w:space="8"/>
         </w:pBdr>
-        <w:shd w:fill="FDF0E8" w:color="auto" w:val="clear"/>
+        <w:shd w:fill="FDEBD3" w:color="auto" w:val="clear"/>
         <w:spacing w:after="100" w:before="280"/>
         <w:ind w:left="160"/>
       </w:pPr>
@@ -691,7 +745,7 @@
           <w:rFonts w:ascii="Calibri" w:cs="Calibri" w:eastAsia="Calibri" w:hAnsi="Calibri"/>
           <w:b/>
           <w:bCs/>
-          <w:color w:val="C2410C"/>
+          <w:color w:val="A65200"/>
           <w:spacing w:val="20"/>
           <w:sz w:val="18"/>
           <w:szCs w:val="18"/>
@@ -709,7 +763,7 @@
           <w:rFonts w:ascii="Calibri" w:cs="Calibri" w:eastAsia="Calibri" w:hAnsi="Calibri"/>
           <w:b/>
           <w:bCs/>
-          <w:color w:val="1F2937"/>
+          <w:color w:val="1D1D1B"/>
           <w:sz w:val="24"/>
           <w:szCs w:val="24"/>
         </w:rPr>
@@ -728,7 +782,7 @@
       <w:r>
         <w:rPr>
           <w:rFonts w:ascii="Calibri" w:cs="Calibri" w:eastAsia="Calibri" w:hAnsi="Calibri"/>
-          <w:color w:val="1F2937"/>
+          <w:color w:val="1D1D1B"/>
           <w:sz w:val="22"/>
           <w:szCs w:val="22"/>
         </w:rPr>
@@ -740,9 +794,9 @@
         <w:pStyle w:val="Heading2"/>
         <w:keepNext/>
         <w:pBdr>
-          <w:left w:val="single" w:color="C2410C" w:sz="24" w:space="8"/>
+          <w:left w:val="single" w:color="EF7D00" w:sz="36" w:space="8"/>
         </w:pBdr>
-        <w:shd w:fill="FDF0E8" w:color="auto" w:val="clear"/>
+        <w:shd w:fill="FDEBD3" w:color="auto" w:val="clear"/>
         <w:spacing w:after="100" w:before="280"/>
         <w:ind w:left="160"/>
       </w:pPr>
@@ -751,7 +805,7 @@
           <w:rFonts w:ascii="Calibri" w:cs="Calibri" w:eastAsia="Calibri" w:hAnsi="Calibri"/>
           <w:b/>
           <w:bCs/>
-          <w:color w:val="C2410C"/>
+          <w:color w:val="A65200"/>
           <w:spacing w:val="20"/>
           <w:sz w:val="18"/>
           <w:szCs w:val="18"/>
@@ -769,7 +823,7 @@
           <w:rFonts w:ascii="Calibri" w:cs="Calibri" w:eastAsia="Calibri" w:hAnsi="Calibri"/>
           <w:b/>
           <w:bCs/>
-          <w:color w:val="1F2937"/>
+          <w:color w:val="1D1D1B"/>
           <w:sz w:val="24"/>
           <w:szCs w:val="24"/>
         </w:rPr>
@@ -788,7 +842,7 @@
       <w:r>
         <w:rPr>
           <w:rFonts w:ascii="Calibri" w:cs="Calibri" w:eastAsia="Calibri" w:hAnsi="Calibri"/>
-          <w:color w:val="1F2937"/>
+          <w:color w:val="1D1D1B"/>
           <w:sz w:val="22"/>
           <w:szCs w:val="22"/>
         </w:rPr>
@@ -800,9 +854,9 @@
         <w:pStyle w:val="Heading2"/>
         <w:keepNext/>
         <w:pBdr>
-          <w:left w:val="single" w:color="C2410C" w:sz="24" w:space="8"/>
+          <w:left w:val="single" w:color="EF7D00" w:sz="36" w:space="8"/>
         </w:pBdr>
-        <w:shd w:fill="FDF0E8" w:color="auto" w:val="clear"/>
+        <w:shd w:fill="FDEBD3" w:color="auto" w:val="clear"/>
         <w:spacing w:after="100" w:before="280"/>
         <w:ind w:left="160"/>
       </w:pPr>
@@ -811,7 +865,7 @@
           <w:rFonts w:ascii="Calibri" w:cs="Calibri" w:eastAsia="Calibri" w:hAnsi="Calibri"/>
           <w:b/>
           <w:bCs/>
-          <w:color w:val="C2410C"/>
+          <w:color w:val="A65200"/>
           <w:spacing w:val="20"/>
           <w:sz w:val="18"/>
           <w:szCs w:val="18"/>
@@ -829,7 +883,7 @@
           <w:rFonts w:ascii="Calibri" w:cs="Calibri" w:eastAsia="Calibri" w:hAnsi="Calibri"/>
           <w:b/>
           <w:bCs/>
-          <w:color w:val="1F2937"/>
+          <w:color w:val="1D1D1B"/>
           <w:sz w:val="24"/>
           <w:szCs w:val="24"/>
         </w:rPr>
@@ -848,7 +902,7 @@
       <w:r>
         <w:rPr>
           <w:rFonts w:ascii="Calibri" w:cs="Calibri" w:eastAsia="Calibri" w:hAnsi="Calibri"/>
-          <w:color w:val="1F2937"/>
+          <w:color w:val="1D1D1B"/>
           <w:sz w:val="22"/>
           <w:szCs w:val="22"/>
         </w:rPr>
@@ -867,7 +921,7 @@
       <w:r>
         <w:rPr>
           <w:rFonts w:ascii="Calibri" w:cs="Calibri" w:eastAsia="Calibri" w:hAnsi="Calibri"/>
-          <w:color w:val="1F2937"/>
+          <w:color w:val="1D1D1B"/>
           <w:sz w:val="22"/>
           <w:szCs w:val="22"/>
         </w:rPr>
@@ -886,7 +940,7 @@
       <w:r>
         <w:rPr>
           <w:rFonts w:ascii="Calibri" w:cs="Calibri" w:eastAsia="Calibri" w:hAnsi="Calibri"/>
-          <w:color w:val="1F2937"/>
+          <w:color w:val="1D1D1B"/>
           <w:sz w:val="22"/>
           <w:szCs w:val="22"/>
         </w:rPr>
@@ -915,11 +969,11 @@
             <w:tcW w:type="dxa" w:w="10080"/>
             <w:tcBorders>
               <w:top w:val="none" w:color="FFFFFF" w:sz="0"/>
-              <w:left w:val="single" w:color="B45309" w:sz="24"/>
+              <w:left w:val="single" w:color="EF7D00" w:sz="24"/>
               <w:bottom w:val="none" w:color="FFFFFF" w:sz="0"/>
               <w:right w:val="none" w:color="FFFFFF" w:sz="0"/>
             </w:tcBorders>
-            <w:shd w:fill="FEF6E4" w:color="auto" w:val="clear"/>
+            <w:shd w:fill="FFF4DC" w:color="auto" w:val="clear"/>
             <w:tcMar>
               <w:top w:type="dxa" w:w="160"/>
               <w:left w:type="dxa" w:w="240"/>
@@ -936,7 +990,7 @@
                 <w:rFonts w:ascii="Calibri" w:cs="Calibri" w:eastAsia="Calibri" w:hAnsi="Calibri"/>
                 <w:b/>
                 <w:bCs/>
-                <w:color w:val="B45309"/>
+                <w:color w:val="8A5A00"/>
                 <w:spacing w:val="20"/>
                 <w:sz w:val="17"/>
                 <w:szCs w:val="17"/>
@@ -951,7 +1005,7 @@
             <w:r>
               <w:rPr>
                 <w:rFonts w:ascii="Calibri" w:cs="Calibri" w:eastAsia="Calibri" w:hAnsi="Calibri"/>
-                <w:color w:val="1F2937"/>
+                <w:color w:val="1D1D1B"/>
                 <w:sz w:val="22"/>
                 <w:szCs w:val="22"/>
               </w:rPr>
@@ -971,9 +1025,9 @@
         <w:pStyle w:val="Heading2"/>
         <w:keepNext/>
         <w:pBdr>
-          <w:left w:val="single" w:color="C2410C" w:sz="24" w:space="8"/>
+          <w:left w:val="single" w:color="EF7D00" w:sz="36" w:space="8"/>
         </w:pBdr>
-        <w:shd w:fill="FDF0E8" w:color="auto" w:val="clear"/>
+        <w:shd w:fill="FDEBD3" w:color="auto" w:val="clear"/>
         <w:spacing w:after="100" w:before="280"/>
         <w:ind w:left="160"/>
       </w:pPr>
@@ -982,7 +1036,7 @@
           <w:rFonts w:ascii="Calibri" w:cs="Calibri" w:eastAsia="Calibri" w:hAnsi="Calibri"/>
           <w:b/>
           <w:bCs/>
-          <w:color w:val="C2410C"/>
+          <w:color w:val="A65200"/>
           <w:spacing w:val="20"/>
           <w:sz w:val="18"/>
           <w:szCs w:val="18"/>
@@ -1000,7 +1054,7 @@
           <w:rFonts w:ascii="Calibri" w:cs="Calibri" w:eastAsia="Calibri" w:hAnsi="Calibri"/>
           <w:b/>
           <w:bCs/>
-          <w:color w:val="1F2937"/>
+          <w:color w:val="1D1D1B"/>
           <w:sz w:val="24"/>
           <w:szCs w:val="24"/>
         </w:rPr>
@@ -1019,7 +1073,7 @@
       <w:r>
         <w:rPr>
           <w:rFonts w:ascii="Calibri" w:cs="Calibri" w:eastAsia="Calibri" w:hAnsi="Calibri"/>
-          <w:color w:val="1F2937"/>
+          <w:color w:val="1D1D1B"/>
           <w:sz w:val="22"/>
           <w:szCs w:val="22"/>
         </w:rPr>
@@ -1038,7 +1092,7 @@
       <w:r>
         <w:rPr>
           <w:rFonts w:ascii="Calibri" w:cs="Calibri" w:eastAsia="Calibri" w:hAnsi="Calibri"/>
-          <w:color w:val="1F2937"/>
+          <w:color w:val="1D1D1B"/>
           <w:sz w:val="22"/>
           <w:szCs w:val="22"/>
         </w:rPr>
@@ -1050,7 +1104,7 @@
         <w:pStyle w:val="Heading1"/>
         <w:keepNext/>
         <w:pBdr>
-          <w:bottom w:val="single" w:color="C2410C" w:sz="8" w:space="4"/>
+          <w:bottom w:val="single" w:color="EF7D00" w:sz="18" w:space="4"/>
         </w:pBdr>
         <w:spacing w:after="160" w:before="360"/>
       </w:pPr>
@@ -1059,11 +1113,11 @@
           <w:rFonts w:ascii="Calibri" w:cs="Calibri" w:eastAsia="Calibri" w:hAnsi="Calibri"/>
           <w:b/>
           <w:bCs/>
-          <w:color w:val="C2410C"/>
-          <w:sz w:val="30"/>
-          <w:szCs w:val="30"/>
-        </w:rPr>
-        <w:t xml:space="preserve">Prompts sugeridos</w:t>
+          <w:color w:val="1D1D1B"/>
+          <w:sz w:val="28"/>
+          <w:szCs w:val="28"/>
+        </w:rPr>
+        <w:t xml:space="preserve">PROMPTS SUGERIDOS</w:t>
       </w:r>
     </w:p>
     <w:p>
@@ -1073,7 +1127,7 @@
       <w:r>
         <w:rPr>
           <w:rFonts w:ascii="Calibri" w:cs="Calibri" w:eastAsia="Calibri" w:hAnsi="Calibri"/>
-          <w:color w:val="1F2937"/>
+          <w:color w:val="1D1D1B"/>
           <w:sz w:val="22"/>
           <w:szCs w:val="22"/>
         </w:rPr>
@@ -1102,11 +1156,11 @@
             <w:tcW w:type="dxa" w:w="10080"/>
             <w:tcBorders>
               <w:top w:val="none" w:color="FFFFFF" w:sz="0"/>
-              <w:left w:val="single" w:color="9CA3AF" w:sz="24"/>
+              <w:left w:val="single" w:color="1D1D1B" w:sz="24"/>
               <w:bottom w:val="none" w:color="FFFFFF" w:sz="0"/>
               <w:right w:val="none" w:color="FFFFFF" w:sz="0"/>
             </w:tcBorders>
-            <w:shd w:fill="F3F4F6" w:color="auto" w:val="clear"/>
+            <w:shd w:fill="F4F4F2" w:color="auto" w:val="clear"/>
             <w:tcMar>
               <w:top w:type="dxa" w:w="160"/>
               <w:left w:type="dxa" w:w="240"/>
@@ -1123,7 +1177,7 @@
                 <w:rFonts w:ascii="Calibri" w:cs="Calibri" w:eastAsia="Calibri" w:hAnsi="Calibri"/>
                 <w:b/>
                 <w:bCs/>
-                <w:color w:val="4B5563"/>
+                <w:color w:val="1D1D1B"/>
                 <w:spacing w:val="20"/>
                 <w:sz w:val="17"/>
                 <w:szCs w:val="17"/>
@@ -1138,7 +1192,7 @@
             <w:r>
               <w:rPr>
                 <w:rFonts w:ascii="Consolas" w:cs="Consolas" w:eastAsia="Consolas" w:hAnsi="Consolas"/>
-                <w:color w:val="1F2937"/>
+                <w:color w:val="1D1D1B"/>
                 <w:sz w:val="19"/>
                 <w:szCs w:val="19"/>
               </w:rPr>
@@ -1152,7 +1206,7 @@
             <w:r>
               <w:rPr>
                 <w:rFonts w:ascii="Consolas" w:cs="Consolas" w:eastAsia="Consolas" w:hAnsi="Consolas"/>
-                <w:color w:val="1F2937"/>
+                <w:color w:val="1D1D1B"/>
                 <w:sz w:val="19"/>
                 <w:szCs w:val="19"/>
               </w:rPr>
@@ -1166,7 +1220,7 @@
             <w:r>
               <w:rPr>
                 <w:rFonts w:ascii="Consolas" w:cs="Consolas" w:eastAsia="Consolas" w:hAnsi="Consolas"/>
-                <w:color w:val="1F2937"/>
+                <w:color w:val="1D1D1B"/>
                 <w:sz w:val="19"/>
                 <w:szCs w:val="19"/>
               </w:rPr>
@@ -1180,7 +1234,7 @@
             <w:r>
               <w:rPr>
                 <w:rFonts w:ascii="Consolas" w:cs="Consolas" w:eastAsia="Consolas" w:hAnsi="Consolas"/>
-                <w:color w:val="1F2937"/>
+                <w:color w:val="1D1D1B"/>
                 <w:sz w:val="19"/>
                 <w:szCs w:val="19"/>
               </w:rPr>
@@ -1194,7 +1248,7 @@
             <w:r>
               <w:rPr>
                 <w:rFonts w:ascii="Consolas" w:cs="Consolas" w:eastAsia="Consolas" w:hAnsi="Consolas"/>
-                <w:color w:val="1F2937"/>
+                <w:color w:val="1D1D1B"/>
                 <w:sz w:val="19"/>
                 <w:szCs w:val="19"/>
               </w:rPr>
@@ -1208,7 +1262,7 @@
             <w:r>
               <w:rPr>
                 <w:rFonts w:ascii="Consolas" w:cs="Consolas" w:eastAsia="Consolas" w:hAnsi="Consolas"/>
-                <w:color w:val="1F2937"/>
+                <w:color w:val="1D1D1B"/>
                 <w:sz w:val="19"/>
                 <w:szCs w:val="19"/>
               </w:rPr>
@@ -1245,11 +1299,11 @@
             <w:tcW w:type="dxa" w:w="10080"/>
             <w:tcBorders>
               <w:top w:val="none" w:color="FFFFFF" w:sz="0"/>
-              <w:left w:val="single" w:color="9CA3AF" w:sz="24"/>
+              <w:left w:val="single" w:color="1D1D1B" w:sz="24"/>
               <w:bottom w:val="none" w:color="FFFFFF" w:sz="0"/>
               <w:right w:val="none" w:color="FFFFFF" w:sz="0"/>
             </w:tcBorders>
-            <w:shd w:fill="F3F4F6" w:color="auto" w:val="clear"/>
+            <w:shd w:fill="F4F4F2" w:color="auto" w:val="clear"/>
             <w:tcMar>
               <w:top w:type="dxa" w:w="160"/>
               <w:left w:type="dxa" w:w="240"/>
@@ -1266,7 +1320,7 @@
                 <w:rFonts w:ascii="Calibri" w:cs="Calibri" w:eastAsia="Calibri" w:hAnsi="Calibri"/>
                 <w:b/>
                 <w:bCs/>
-                <w:color w:val="4B5563"/>
+                <w:color w:val="1D1D1B"/>
                 <w:spacing w:val="20"/>
                 <w:sz w:val="17"/>
                 <w:szCs w:val="17"/>
@@ -1281,7 +1335,7 @@
             <w:r>
               <w:rPr>
                 <w:rFonts w:ascii="Consolas" w:cs="Consolas" w:eastAsia="Consolas" w:hAnsi="Consolas"/>
-                <w:color w:val="1F2937"/>
+                <w:color w:val="1D1D1B"/>
                 <w:sz w:val="19"/>
                 <w:szCs w:val="19"/>
               </w:rPr>
@@ -1318,11 +1372,11 @@
             <w:tcW w:type="dxa" w:w="10080"/>
             <w:tcBorders>
               <w:top w:val="none" w:color="FFFFFF" w:sz="0"/>
-              <w:left w:val="single" w:color="C2410C" w:sz="24"/>
+              <w:left w:val="single" w:color="EF7D00" w:sz="24"/>
               <w:bottom w:val="none" w:color="FFFFFF" w:sz="0"/>
               <w:right w:val="none" w:color="FFFFFF" w:sz="0"/>
             </w:tcBorders>
-            <w:shd w:fill="FDF0E8" w:color="auto" w:val="clear"/>
+            <w:shd w:fill="FDEBD3" w:color="auto" w:val="clear"/>
             <w:tcMar>
               <w:top w:type="dxa" w:w="160"/>
               <w:left w:type="dxa" w:w="240"/>
@@ -1339,7 +1393,7 @@
                 <w:rFonts w:ascii="Calibri" w:cs="Calibri" w:eastAsia="Calibri" w:hAnsi="Calibri"/>
                 <w:b/>
                 <w:bCs/>
-                <w:color w:val="C2410C"/>
+                <w:color w:val="A65200"/>
                 <w:spacing w:val="20"/>
                 <w:sz w:val="17"/>
                 <w:szCs w:val="17"/>
@@ -1354,7 +1408,7 @@
             <w:r>
               <w:rPr>
                 <w:rFonts w:ascii="Calibri" w:cs="Calibri" w:eastAsia="Calibri" w:hAnsi="Calibri"/>
-                <w:color w:val="1F2937"/>
+                <w:color w:val="1D1D1B"/>
                 <w:sz w:val="22"/>
                 <w:szCs w:val="22"/>
               </w:rPr>
@@ -1374,7 +1428,7 @@
         <w:pStyle w:val="Heading1"/>
         <w:keepNext/>
         <w:pBdr>
-          <w:bottom w:val="single" w:color="C2410C" w:sz="8" w:space="4"/>
+          <w:bottom w:val="single" w:color="EF7D00" w:sz="18" w:space="4"/>
         </w:pBdr>
         <w:spacing w:after="160" w:before="360"/>
       </w:pPr>
@@ -1383,23 +1437,23 @@
           <w:rFonts w:ascii="Calibri" w:cs="Calibri" w:eastAsia="Calibri" w:hAnsi="Calibri"/>
           <w:b/>
           <w:bCs/>
-          <w:color w:val="C2410C"/>
-          <w:sz w:val="30"/>
-          <w:szCs w:val="30"/>
-        </w:rPr>
-        <w:t xml:space="preserve">Ejemplo de transformación</w:t>
+          <w:color w:val="1D1D1B"/>
+          <w:sz w:val="28"/>
+          <w:szCs w:val="28"/>
+        </w:rPr>
+        <w:t xml:space="preserve">EJEMPLO DE TRANSFORMACIÓN</w:t>
       </w:r>
     </w:p>
     <w:tbl>
       <w:tblPr>
         <w:tblW w:type="dxa" w:w="10080"/>
         <w:tblBorders>
-          <w:top w:val="single" w:color="E5E7EB" w:sz="4"/>
-          <w:left w:val="single" w:color="E5E7EB" w:sz="4"/>
-          <w:bottom w:val="single" w:color="E5E7EB" w:sz="4"/>
-          <w:right w:val="single" w:color="E5E7EB" w:sz="4"/>
-          <w:insideH w:val="single" w:color="E5E7EB" w:sz="4"/>
-          <w:insideV w:val="single" w:color="E5E7EB" w:sz="4"/>
+          <w:top w:val="single" w:color="E2E2DF" w:sz="4"/>
+          <w:left w:val="single" w:color="E2E2DF" w:sz="4"/>
+          <w:bottom w:val="single" w:color="E2E2DF" w:sz="4"/>
+          <w:right w:val="single" w:color="E2E2DF" w:sz="4"/>
+          <w:insideH w:val="single" w:color="E2E2DF" w:sz="4"/>
+          <w:insideV w:val="single" w:color="E2E2DF" w:sz="4"/>
         </w:tblBorders>
         <w:tblLayout w:type="fixed"/>
       </w:tblPr>
@@ -1414,7 +1468,7 @@
         <w:tc>
           <w:tcPr>
             <w:tcW w:type="dxa" w:w="3629"/>
-            <w:shd w:fill="C2410C" w:color="auto" w:val="clear"/>
+            <w:shd w:fill="EF7D00" w:color="auto" w:val="clear"/>
             <w:tcMar>
               <w:top w:type="dxa" w:w="100"/>
               <w:left w:type="dxa" w:w="140"/>
@@ -1431,7 +1485,7 @@
               <w:rPr>
                 <w:b/>
                 <w:bCs/>
-                <w:color w:val="FFFFFF"/>
+                <w:color w:val="1D1D1B"/>
                 <w:sz w:val="20"/>
                 <w:szCs w:val="20"/>
               </w:rPr>
@@ -1442,7 +1496,7 @@
         <w:tc>
           <w:tcPr>
             <w:tcW w:type="dxa" w:w="6451"/>
-            <w:shd w:fill="C2410C" w:color="auto" w:val="clear"/>
+            <w:shd w:fill="EF7D00" w:color="auto" w:val="clear"/>
             <w:tcMar>
               <w:top w:type="dxa" w:w="100"/>
               <w:left w:type="dxa" w:w="140"/>
@@ -1459,7 +1513,7 @@
               <w:rPr>
                 <w:b/>
                 <w:bCs/>
-                <w:color w:val="FFFFFF"/>
+                <w:color w:val="1D1D1B"/>
                 <w:sz w:val="20"/>
                 <w:szCs w:val="20"/>
               </w:rPr>
@@ -1492,7 +1546,7 @@
               <w:rPr>
                 <w:b/>
                 <w:bCs/>
-                <w:color w:val="1F2937"/>
+                <w:color w:val="1D1D1B"/>
                 <w:sz w:val="20"/>
                 <w:szCs w:val="20"/>
               </w:rPr>
@@ -1520,7 +1574,7 @@
               <w:rPr>
                 <w:b w:val="false"/>
                 <w:bCs w:val="false"/>
-                <w:color w:val="1F2937"/>
+                <w:color w:val="1D1D1B"/>
                 <w:sz w:val="20"/>
                 <w:szCs w:val="20"/>
               </w:rPr>
@@ -1536,7 +1590,7 @@
         <w:tc>
           <w:tcPr>
             <w:tcW w:type="dxa" w:w="3629"/>
-            <w:shd w:fill="F9FAFB" w:color="auto" w:val="clear"/>
+            <w:shd w:fill="F4F4F2" w:color="auto" w:val="clear"/>
             <w:tcMar>
               <w:top w:type="dxa" w:w="100"/>
               <w:left w:type="dxa" w:w="140"/>
@@ -1553,7 +1607,7 @@
               <w:rPr>
                 <w:b/>
                 <w:bCs/>
-                <w:color w:val="1F2937"/>
+                <w:color w:val="1D1D1B"/>
                 <w:sz w:val="20"/>
                 <w:szCs w:val="20"/>
               </w:rPr>
@@ -1564,7 +1618,7 @@
         <w:tc>
           <w:tcPr>
             <w:tcW w:type="dxa" w:w="6451"/>
-            <w:shd w:fill="F9FAFB" w:color="auto" w:val="clear"/>
+            <w:shd w:fill="F4F4F2" w:color="auto" w:val="clear"/>
             <w:tcMar>
               <w:top w:type="dxa" w:w="100"/>
               <w:left w:type="dxa" w:w="140"/>
@@ -1581,7 +1635,7 @@
               <w:rPr>
                 <w:b w:val="false"/>
                 <w:bCs w:val="false"/>
-                <w:color w:val="1F2937"/>
+                <w:color w:val="1D1D1B"/>
                 <w:sz w:val="20"/>
                 <w:szCs w:val="20"/>
               </w:rPr>
@@ -1614,7 +1668,7 @@
               <w:rPr>
                 <w:b/>
                 <w:bCs/>
-                <w:color w:val="1F2937"/>
+                <w:color w:val="1D1D1B"/>
                 <w:sz w:val="20"/>
                 <w:szCs w:val="20"/>
               </w:rPr>
@@ -1642,7 +1696,7 @@
               <w:rPr>
                 <w:b w:val="false"/>
                 <w:bCs w:val="false"/>
-                <w:color w:val="1F2937"/>
+                <w:color w:val="1D1D1B"/>
                 <w:sz w:val="20"/>
                 <w:szCs w:val="20"/>
               </w:rPr>
@@ -1658,7 +1712,7 @@
         <w:tc>
           <w:tcPr>
             <w:tcW w:type="dxa" w:w="3629"/>
-            <w:shd w:fill="F9FAFB" w:color="auto" w:val="clear"/>
+            <w:shd w:fill="F4F4F2" w:color="auto" w:val="clear"/>
             <w:tcMar>
               <w:top w:type="dxa" w:w="100"/>
               <w:left w:type="dxa" w:w="140"/>
@@ -1675,7 +1729,7 @@
               <w:rPr>
                 <w:b/>
                 <w:bCs/>
-                <w:color w:val="1F2937"/>
+                <w:color w:val="1D1D1B"/>
                 <w:sz w:val="20"/>
                 <w:szCs w:val="20"/>
               </w:rPr>
@@ -1686,7 +1740,7 @@
         <w:tc>
           <w:tcPr>
             <w:tcW w:type="dxa" w:w="6451"/>
-            <w:shd w:fill="F9FAFB" w:color="auto" w:val="clear"/>
+            <w:shd w:fill="F4F4F2" w:color="auto" w:val="clear"/>
             <w:tcMar>
               <w:top w:type="dxa" w:w="100"/>
               <w:left w:type="dxa" w:w="140"/>
@@ -1703,7 +1757,7 @@
               <w:rPr>
                 <w:b w:val="false"/>
                 <w:bCs w:val="false"/>
-                <w:color w:val="1F2937"/>
+                <w:color w:val="1D1D1B"/>
                 <w:sz w:val="20"/>
                 <w:szCs w:val="20"/>
               </w:rPr>
@@ -1736,7 +1790,7 @@
               <w:rPr>
                 <w:b/>
                 <w:bCs/>
-                <w:color w:val="1F2937"/>
+                <w:color w:val="1D1D1B"/>
                 <w:sz w:val="20"/>
                 <w:szCs w:val="20"/>
               </w:rPr>
@@ -1764,7 +1818,7 @@
               <w:rPr>
                 <w:b w:val="false"/>
                 <w:bCs w:val="false"/>
-                <w:color w:val="1F2937"/>
+                <w:color w:val="1D1D1B"/>
                 <w:sz w:val="20"/>
                 <w:szCs w:val="20"/>
               </w:rPr>
@@ -1784,7 +1838,7 @@
         <w:pStyle w:val="Heading1"/>
         <w:keepNext/>
         <w:pBdr>
-          <w:bottom w:val="single" w:color="C2410C" w:sz="8" w:space="4"/>
+          <w:bottom w:val="single" w:color="EF7D00" w:sz="18" w:space="4"/>
         </w:pBdr>
         <w:spacing w:after="160" w:before="360"/>
       </w:pPr>
@@ -1793,11 +1847,11 @@
           <w:rFonts w:ascii="Calibri" w:cs="Calibri" w:eastAsia="Calibri" w:hAnsi="Calibri"/>
           <w:b/>
           <w:bCs/>
-          <w:color w:val="C2410C"/>
-          <w:sz w:val="30"/>
-          <w:szCs w:val="30"/>
-        </w:rPr>
-        <w:t xml:space="preserve">Buenas prácticas</w:t>
+          <w:color w:val="1D1D1B"/>
+          <w:sz w:val="28"/>
+          <w:szCs w:val="28"/>
+        </w:rPr>
+        <w:t xml:space="preserve">BUENAS PRÁCTICAS</w:t>
       </w:r>
     </w:p>
     <w:p>
@@ -1812,7 +1866,7 @@
       <w:r>
         <w:rPr>
           <w:rFonts w:ascii="Calibri" w:cs="Calibri" w:eastAsia="Calibri" w:hAnsi="Calibri"/>
-          <w:color w:val="1F2937"/>
+          <w:color w:val="1D1D1B"/>
           <w:sz w:val="22"/>
           <w:szCs w:val="22"/>
         </w:rPr>
@@ -1831,7 +1885,7 @@
       <w:r>
         <w:rPr>
           <w:rFonts w:ascii="Calibri" w:cs="Calibri" w:eastAsia="Calibri" w:hAnsi="Calibri"/>
-          <w:color w:val="1F2937"/>
+          <w:color w:val="1D1D1B"/>
           <w:sz w:val="22"/>
           <w:szCs w:val="22"/>
         </w:rPr>
@@ -1850,7 +1904,7 @@
       <w:r>
         <w:rPr>
           <w:rFonts w:ascii="Calibri" w:cs="Calibri" w:eastAsia="Calibri" w:hAnsi="Calibri"/>
-          <w:color w:val="1F2937"/>
+          <w:color w:val="1D1D1B"/>
           <w:sz w:val="22"/>
           <w:szCs w:val="22"/>
         </w:rPr>
@@ -1862,7 +1916,7 @@
         <w:pStyle w:val="Heading1"/>
         <w:keepNext/>
         <w:pBdr>
-          <w:bottom w:val="single" w:color="C2410C" w:sz="8" w:space="4"/>
+          <w:bottom w:val="single" w:color="EF7D00" w:sz="18" w:space="4"/>
         </w:pBdr>
         <w:spacing w:after="160" w:before="360"/>
       </w:pPr>
@@ -1871,23 +1925,23 @@
           <w:rFonts w:ascii="Calibri" w:cs="Calibri" w:eastAsia="Calibri" w:hAnsi="Calibri"/>
           <w:b/>
           <w:bCs/>
-          <w:color w:val="C2410C"/>
-          <w:sz w:val="30"/>
-          <w:szCs w:val="30"/>
-        </w:rPr>
-        <w:t xml:space="preserve">Errores frecuentes y cómo resolverlos</w:t>
+          <w:color w:val="1D1D1B"/>
+          <w:sz w:val="28"/>
+          <w:szCs w:val="28"/>
+        </w:rPr>
+        <w:t xml:space="preserve">ERRORES FRECUENTES Y CÓMO RESOLVERLOS</w:t>
       </w:r>
     </w:p>
     <w:tbl>
       <w:tblPr>
         <w:tblW w:type="dxa" w:w="10080"/>
         <w:tblBorders>
-          <w:top w:val="single" w:color="E5E7EB" w:sz="4"/>
-          <w:left w:val="single" w:color="E5E7EB" w:sz="4"/>
-          <w:bottom w:val="single" w:color="E5E7EB" w:sz="4"/>
-          <w:right w:val="single" w:color="E5E7EB" w:sz="4"/>
-          <w:insideH w:val="single" w:color="E5E7EB" w:sz="4"/>
-          <w:insideV w:val="single" w:color="E5E7EB" w:sz="4"/>
+          <w:top w:val="single" w:color="E2E2DF" w:sz="4"/>
+          <w:left w:val="single" w:color="E2E2DF" w:sz="4"/>
+          <w:bottom w:val="single" w:color="E2E2DF" w:sz="4"/>
+          <w:right w:val="single" w:color="E2E2DF" w:sz="4"/>
+          <w:insideH w:val="single" w:color="E2E2DF" w:sz="4"/>
+          <w:insideV w:val="single" w:color="E2E2DF" w:sz="4"/>
         </w:tblBorders>
         <w:tblLayout w:type="fixed"/>
       </w:tblPr>
@@ -1902,7 +1956,7 @@
         <w:tc>
           <w:tcPr>
             <w:tcW w:type="dxa" w:w="3629"/>
-            <w:shd w:fill="C2410C" w:color="auto" w:val="clear"/>
+            <w:shd w:fill="EF7D00" w:color="auto" w:val="clear"/>
             <w:tcMar>
               <w:top w:type="dxa" w:w="100"/>
               <w:left w:type="dxa" w:w="140"/>
@@ -1919,7 +1973,7 @@
               <w:rPr>
                 <w:b/>
                 <w:bCs/>
-                <w:color w:val="FFFFFF"/>
+                <w:color w:val="1D1D1B"/>
                 <w:sz w:val="20"/>
                 <w:szCs w:val="20"/>
               </w:rPr>
@@ -1930,7 +1984,7 @@
         <w:tc>
           <w:tcPr>
             <w:tcW w:type="dxa" w:w="6451"/>
-            <w:shd w:fill="C2410C" w:color="auto" w:val="clear"/>
+            <w:shd w:fill="EF7D00" w:color="auto" w:val="clear"/>
             <w:tcMar>
               <w:top w:type="dxa" w:w="100"/>
               <w:left w:type="dxa" w:w="140"/>
@@ -1947,7 +2001,7 @@
               <w:rPr>
                 <w:b/>
                 <w:bCs/>
-                <w:color w:val="FFFFFF"/>
+                <w:color w:val="1D1D1B"/>
                 <w:sz w:val="20"/>
                 <w:szCs w:val="20"/>
               </w:rPr>
@@ -1980,7 +2034,7 @@
               <w:rPr>
                 <w:b/>
                 <w:bCs/>
-                <w:color w:val="1F2937"/>
+                <w:color w:val="1D1D1B"/>
                 <w:sz w:val="20"/>
                 <w:szCs w:val="20"/>
               </w:rPr>
@@ -2008,7 +2062,7 @@
               <w:rPr>
                 <w:b w:val="false"/>
                 <w:bCs w:val="false"/>
-                <w:color w:val="1F2937"/>
+                <w:color w:val="1D1D1B"/>
                 <w:sz w:val="20"/>
                 <w:szCs w:val="20"/>
               </w:rPr>
@@ -2024,7 +2078,7 @@
         <w:tc>
           <w:tcPr>
             <w:tcW w:type="dxa" w:w="3629"/>
-            <w:shd w:fill="F9FAFB" w:color="auto" w:val="clear"/>
+            <w:shd w:fill="F4F4F2" w:color="auto" w:val="clear"/>
             <w:tcMar>
               <w:top w:type="dxa" w:w="100"/>
               <w:left w:type="dxa" w:w="140"/>
@@ -2041,7 +2095,7 @@
               <w:rPr>
                 <w:b/>
                 <w:bCs/>
-                <w:color w:val="1F2937"/>
+                <w:color w:val="1D1D1B"/>
                 <w:sz w:val="20"/>
                 <w:szCs w:val="20"/>
               </w:rPr>
@@ -2052,7 +2106,7 @@
         <w:tc>
           <w:tcPr>
             <w:tcW w:type="dxa" w:w="6451"/>
-            <w:shd w:fill="F9FAFB" w:color="auto" w:val="clear"/>
+            <w:shd w:fill="F4F4F2" w:color="auto" w:val="clear"/>
             <w:tcMar>
               <w:top w:type="dxa" w:w="100"/>
               <w:left w:type="dxa" w:w="140"/>
@@ -2069,7 +2123,7 @@
               <w:rPr>
                 <w:b w:val="false"/>
                 <w:bCs w:val="false"/>
-                <w:color w:val="1F2937"/>
+                <w:color w:val="1D1D1B"/>
                 <w:sz w:val="20"/>
                 <w:szCs w:val="20"/>
               </w:rPr>
@@ -2102,7 +2156,7 @@
               <w:rPr>
                 <w:b/>
                 <w:bCs/>
-                <w:color w:val="1F2937"/>
+                <w:color w:val="1D1D1B"/>
                 <w:sz w:val="20"/>
                 <w:szCs w:val="20"/>
               </w:rPr>
@@ -2130,7 +2184,7 @@
               <w:rPr>
                 <w:b w:val="false"/>
                 <w:bCs w:val="false"/>
-                <w:color w:val="1F2937"/>
+                <w:color w:val="1D1D1B"/>
                 <w:sz w:val="20"/>
                 <w:szCs w:val="20"/>
               </w:rPr>
@@ -2150,7 +2204,7 @@
         <w:pStyle w:val="Heading1"/>
         <w:keepNext/>
         <w:pBdr>
-          <w:bottom w:val="single" w:color="C2410C" w:sz="8" w:space="4"/>
+          <w:bottom w:val="single" w:color="EF7D00" w:sz="18" w:space="4"/>
         </w:pBdr>
         <w:spacing w:after="160" w:before="360"/>
       </w:pPr>
@@ -2159,11 +2213,11 @@
           <w:rFonts w:ascii="Calibri" w:cs="Calibri" w:eastAsia="Calibri" w:hAnsi="Calibri"/>
           <w:b/>
           <w:bCs/>
-          <w:color w:val="C2410C"/>
-          <w:sz w:val="30"/>
-          <w:szCs w:val="30"/>
-        </w:rPr>
-        <w:t xml:space="preserve">Reto práctico</w:t>
+          <w:color w:val="1D1D1B"/>
+          <w:sz w:val="28"/>
+          <w:szCs w:val="28"/>
+        </w:rPr>
+        <w:t xml:space="preserve">RETO PRÁCTICO</w:t>
       </w:r>
     </w:p>
     <w:tbl>
@@ -2188,11 +2242,11 @@
             <w:tcW w:type="dxa" w:w="10080"/>
             <w:tcBorders>
               <w:top w:val="none" w:color="FFFFFF" w:sz="0"/>
-              <w:left w:val="single" w:color="C2410C" w:sz="24"/>
+              <w:left w:val="single" w:color="1D1D1B" w:sz="24"/>
               <w:bottom w:val="none" w:color="FFFFFF" w:sz="0"/>
               <w:right w:val="none" w:color="FFFFFF" w:sz="0"/>
             </w:tcBorders>
-            <w:shd w:fill="FDF0E8" w:color="auto" w:val="clear"/>
+            <w:shd w:fill="F4F4F2" w:color="auto" w:val="clear"/>
             <w:tcMar>
               <w:top w:type="dxa" w:w="160"/>
               <w:left w:type="dxa" w:w="240"/>
@@ -2209,7 +2263,7 @@
                 <w:rFonts w:ascii="Calibri" w:cs="Calibri" w:eastAsia="Calibri" w:hAnsi="Calibri"/>
                 <w:b/>
                 <w:bCs/>
-                <w:color w:val="C2410C"/>
+                <w:color w:val="1D1D1B"/>
                 <w:spacing w:val="20"/>
                 <w:sz w:val="17"/>
                 <w:szCs w:val="17"/>
@@ -2224,7 +2278,7 @@
             <w:r>
               <w:rPr>
                 <w:rFonts w:ascii="Calibri" w:cs="Calibri" w:eastAsia="Calibri" w:hAnsi="Calibri"/>
-                <w:color w:val="1F2937"/>
+                <w:color w:val="1D1D1B"/>
                 <w:sz w:val="22"/>
                 <w:szCs w:val="22"/>
               </w:rPr>
@@ -2244,7 +2298,7 @@
         <w:pStyle w:val="Heading1"/>
         <w:keepNext/>
         <w:pBdr>
-          <w:bottom w:val="single" w:color="C2410C" w:sz="8" w:space="4"/>
+          <w:bottom w:val="single" w:color="EF7D00" w:sz="18" w:space="4"/>
         </w:pBdr>
         <w:spacing w:after="160" w:before="360"/>
       </w:pPr>
@@ -2253,11 +2307,11 @@
           <w:rFonts w:ascii="Calibri" w:cs="Calibri" w:eastAsia="Calibri" w:hAnsi="Calibri"/>
           <w:b/>
           <w:bCs/>
-          <w:color w:val="C2410C"/>
-          <w:sz w:val="30"/>
-          <w:szCs w:val="30"/>
-        </w:rPr>
-        <w:t xml:space="preserve">Verifica tu avance</w:t>
+          <w:color w:val="1D1D1B"/>
+          <w:sz w:val="28"/>
+          <w:szCs w:val="28"/>
+        </w:rPr>
+        <w:t xml:space="preserve">VERIFICA TU AVANCE</w:t>
       </w:r>
     </w:p>
     <w:p>
@@ -2271,7 +2325,7 @@
       <w:r>
         <w:rPr>
           <w:rFonts w:ascii="Segoe UI Symbol" w:cs="Segoe UI Symbol" w:eastAsia="Segoe UI Symbol" w:hAnsi="Segoe UI Symbol"/>
-          <w:color w:val="4B5563"/>
+          <w:color w:val="5C5C5A"/>
           <w:sz w:val="26"/>
           <w:szCs w:val="26"/>
         </w:rPr>
@@ -2280,7 +2334,7 @@
       <w:r>
         <w:rPr>
           <w:rFonts w:ascii="Calibri" w:cs="Calibri" w:eastAsia="Calibri" w:hAnsi="Calibri"/>
-          <w:color w:val="1F2937"/>
+          <w:color w:val="1D1D1B"/>
           <w:sz w:val="22"/>
           <w:szCs w:val="22"/>
         </w:rPr>
@@ -2298,7 +2352,7 @@
       <w:r>
         <w:rPr>
           <w:rFonts w:ascii="Segoe UI Symbol" w:cs="Segoe UI Symbol" w:eastAsia="Segoe UI Symbol" w:hAnsi="Segoe UI Symbol"/>
-          <w:color w:val="4B5563"/>
+          <w:color w:val="5C5C5A"/>
           <w:sz w:val="26"/>
           <w:szCs w:val="26"/>
         </w:rPr>
@@ -2307,7 +2361,7 @@
       <w:r>
         <w:rPr>
           <w:rFonts w:ascii="Calibri" w:cs="Calibri" w:eastAsia="Calibri" w:hAnsi="Calibri"/>
-          <w:color w:val="1F2937"/>
+          <w:color w:val="1D1D1B"/>
           <w:sz w:val="22"/>
           <w:szCs w:val="22"/>
         </w:rPr>
@@ -2325,7 +2379,7 @@
       <w:r>
         <w:rPr>
           <w:rFonts w:ascii="Segoe UI Symbol" w:cs="Segoe UI Symbol" w:eastAsia="Segoe UI Symbol" w:hAnsi="Segoe UI Symbol"/>
-          <w:color w:val="4B5563"/>
+          <w:color w:val="5C5C5A"/>
           <w:sz w:val="26"/>
           <w:szCs w:val="26"/>
         </w:rPr>
@@ -2334,7 +2388,7 @@
       <w:r>
         <w:rPr>
           <w:rFonts w:ascii="Calibri" w:cs="Calibri" w:eastAsia="Calibri" w:hAnsi="Calibri"/>
-          <w:color w:val="1F2937"/>
+          <w:color w:val="1D1D1B"/>
           <w:sz w:val="22"/>
           <w:szCs w:val="22"/>
         </w:rPr>
@@ -2352,7 +2406,7 @@
       <w:r>
         <w:rPr>
           <w:rFonts w:ascii="Segoe UI Symbol" w:cs="Segoe UI Symbol" w:eastAsia="Segoe UI Symbol" w:hAnsi="Segoe UI Symbol"/>
-          <w:color w:val="4B5563"/>
+          <w:color w:val="5C5C5A"/>
           <w:sz w:val="26"/>
           <w:szCs w:val="26"/>
         </w:rPr>
@@ -2361,7 +2415,7 @@
       <w:r>
         <w:rPr>
           <w:rFonts w:ascii="Calibri" w:cs="Calibri" w:eastAsia="Calibri" w:hAnsi="Calibri"/>
-          <w:color w:val="1F2937"/>
+          <w:color w:val="1D1D1B"/>
           <w:sz w:val="22"/>
           <w:szCs w:val="22"/>
         </w:rPr>
@@ -2379,7 +2433,7 @@
       <w:r>
         <w:rPr>
           <w:rFonts w:ascii="Segoe UI Symbol" w:cs="Segoe UI Symbol" w:eastAsia="Segoe UI Symbol" w:hAnsi="Segoe UI Symbol"/>
-          <w:color w:val="4B5563"/>
+          <w:color w:val="5C5C5A"/>
           <w:sz w:val="26"/>
           <w:szCs w:val="26"/>
         </w:rPr>
@@ -2388,7 +2442,7 @@
       <w:r>
         <w:rPr>
           <w:rFonts w:ascii="Calibri" w:cs="Calibri" w:eastAsia="Calibri" w:hAnsi="Calibri"/>
-          <w:color w:val="1F2937"/>
+          <w:color w:val="1D1D1B"/>
           <w:sz w:val="22"/>
           <w:szCs w:val="22"/>
         </w:rPr>
@@ -2422,11 +2476,11 @@
             <w:tcW w:type="dxa" w:w="10080"/>
             <w:tcBorders>
               <w:top w:val="none" w:color="FFFFFF" w:sz="0"/>
-              <w:left w:val="none" w:color="FFFFFF" w:sz="0"/>
+              <w:left w:val="single" w:color="EF7D00" w:sz="24"/>
               <w:bottom w:val="none" w:color="FFFFFF" w:sz="0"/>
               <w:right w:val="none" w:color="FFFFFF" w:sz="0"/>
             </w:tcBorders>
-            <w:shd w:fill="1F2937" w:color="auto" w:val="clear"/>
+            <w:shd w:fill="1D1D1B" w:color="auto" w:val="clear"/>
             <w:tcMar>
               <w:top w:type="dxa" w:w="240"/>
               <w:left w:type="dxa" w:w="300"/>
@@ -2443,7 +2497,7 @@
                 <w:rFonts w:ascii="Calibri" w:cs="Calibri" w:eastAsia="Calibri" w:hAnsi="Calibri"/>
                 <w:b/>
                 <w:bCs/>
-                <w:color w:val="FFFFFF"/>
+                <w:color w:val="EF7D00"/>
                 <w:sz w:val="24"/>
                 <w:szCs w:val="24"/>
               </w:rPr>
@@ -2538,7 +2592,7 @@
     <w:r>
       <w:rPr>
         <w:rFonts w:ascii="Calibri" w:cs="Calibri" w:eastAsia="Calibri" w:hAnsi="Calibri"/>
-        <w:color w:val="4B5563"/>
+        <w:color w:val="5C5C5A"/>
         <w:sz w:val="16"/>
         <w:szCs w:val="16"/>
       </w:rPr>
@@ -2547,7 +2601,7 @@
     <w:r>
       <w:rPr>
         <w:rFonts w:ascii="Calibri" w:cs="Calibri" w:eastAsia="Calibri" w:hAnsi="Calibri"/>
-        <w:color w:val="4B5563"/>
+        <w:color w:val="5C5C5A"/>
         <w:sz w:val="16"/>
         <w:szCs w:val="16"/>
       </w:rPr>
@@ -2556,7 +2610,7 @@
     <w:r>
       <w:rPr>
         <w:rFonts w:ascii="Calibri" w:cs="Calibri" w:eastAsia="Calibri" w:hAnsi="Calibri"/>
-        <w:color w:val="4B5563"/>
+        <w:color w:val="5C5C5A"/>
         <w:sz w:val="16"/>
         <w:szCs w:val="16"/>
       </w:rPr>
@@ -2568,7 +2622,7 @@
     <w:r>
       <w:rPr>
         <w:rFonts w:ascii="Calibri" w:cs="Calibri" w:eastAsia="Calibri" w:hAnsi="Calibri"/>
-        <w:color w:val="4B5563"/>
+        <w:color w:val="5C5C5A"/>
         <w:sz w:val="16"/>
         <w:szCs w:val="16"/>
       </w:rPr>
@@ -2577,7 +2631,7 @@
     <w:r>
       <w:rPr>
         <w:rFonts w:ascii="Calibri" w:cs="Calibri" w:eastAsia="Calibri" w:hAnsi="Calibri"/>
-        <w:color w:val="4B5563"/>
+        <w:color w:val="5C5C5A"/>
         <w:sz w:val="16"/>
         <w:szCs w:val="16"/>
       </w:rPr>
@@ -2632,7 +2686,7 @@
   <w:p>
     <w:pPr>
       <w:pBdr>
-        <w:bottom w:val="single" w:color="E5E7EB" w:sz="4" w:space="6"/>
+        <w:bottom w:val="single" w:color="E2E2DF" w:sz="4" w:space="6"/>
       </w:pBdr>
       <w:tabs>
         <w:tab w:val="right" w:pos="10080"/>
@@ -2643,7 +2697,7 @@
         <w:rFonts w:ascii="Calibri" w:cs="Calibri" w:eastAsia="Calibri" w:hAnsi="Calibri"/>
         <w:b/>
         <w:bCs/>
-        <w:color w:val="EF6C00"/>
+        <w:color w:val="A65200"/>
         <w:sz w:val="17"/>
         <w:szCs w:val="17"/>
       </w:rPr>
@@ -2652,7 +2706,7 @@
     <w:r>
       <w:rPr>
         <w:rFonts w:ascii="Calibri" w:cs="Calibri" w:eastAsia="Calibri" w:hAnsi="Calibri"/>
-        <w:color w:val="4B5563"/>
+        <w:color w:val="5C5C5A"/>
         <w:sz w:val="17"/>
         <w:szCs w:val="17"/>
       </w:rPr>
@@ -2663,7 +2717,7 @@
         <w:rFonts w:ascii="Calibri" w:cs="Calibri" w:eastAsia="Calibri" w:hAnsi="Calibri"/>
         <w:b/>
         <w:bCs/>
-        <w:color w:val="C2410C"/>
+        <w:color w:val="A65200"/>
         <w:sz w:val="17"/>
         <w:szCs w:val="17"/>
       </w:rPr>
@@ -2772,7 +2826,7 @@
       <w:rPr>
         <w:b/>
         <w:bCs/>
-        <w:color w:val="C2410C"/>
+        <w:color w:val="EF7D00"/>
       </w:rPr>
     </w:lvl>
   </w:abstractNum>
@@ -2797,7 +2851,7 @@
     <w:rPrDefault>
       <w:rPr>
         <w:rFonts w:ascii="Calibri" w:cs="Calibri" w:eastAsia="Calibri" w:hAnsi="Calibri"/>
-        <w:color w:val="1F2937"/>
+        <w:color w:val="1D1D1B"/>
         <w:sz w:val="22"/>
         <w:szCs w:val="22"/>
       </w:rPr>
@@ -2977,9 +3031,9 @@
       <w:rFonts w:ascii="Calibri" w:cs="Calibri" w:eastAsia="Calibri" w:hAnsi="Calibri"/>
       <w:b/>
       <w:bCs/>
-      <w:color w:val="C2410C"/>
-      <w:sz w:val="30"/>
-      <w:szCs w:val="30"/>
+      <w:color w:val="1D1D1B"/>
+      <w:sz w:val="28"/>
+      <w:szCs w:val="28"/>
     </w:rPr>
   </w:style>
   <w:style w:type="paragraph" w:styleId="Heading2">
@@ -2994,7 +3048,7 @@
       <w:rFonts w:ascii="Calibri" w:cs="Calibri" w:eastAsia="Calibri" w:hAnsi="Calibri"/>
       <w:b/>
       <w:bCs/>
-      <w:color w:val="1F2937"/>
+      <w:color w:val="1D1D1B"/>
       <w:sz w:val="24"/>
       <w:szCs w:val="24"/>
     </w:rPr>
@@ -3011,7 +3065,7 @@
       <w:rFonts w:ascii="Calibri" w:cs="Calibri" w:eastAsia="Calibri" w:hAnsi="Calibri"/>
       <w:b/>
       <w:bCs/>
-      <w:color w:val="1F2937"/>
+      <w:color w:val="1D1D1B"/>
       <w:sz w:val="23"/>
       <w:szCs w:val="23"/>
     </w:rPr>

--- a/word/Capsula_13_De_una_idea_a_una_actividad.docx
+++ b/word/Capsula_13_De_una_idea_a_una_actividad.docx
@@ -74,7 +74,7 @@
               <w:bottom w:val="none" w:color="FFFFFF" w:sz="0"/>
               <w:right w:val="none" w:color="FFFFFF" w:sz="0"/>
             </w:tcBorders>
-            <w:shd w:fill="EF7D00" w:color="auto" w:val="clear"/>
+            <w:shd w:fill="0D2227" w:color="auto" w:val="clear"/>
             <w:tcMar>
               <w:top w:type="dxa" w:w="360"/>
               <w:left w:type="dxa" w:w="360"/>
@@ -91,7 +91,7 @@
                 <w:rFonts w:ascii="Calibri" w:cs="Calibri" w:eastAsia="Calibri" w:hAnsi="Calibri"/>
                 <w:b/>
                 <w:bCs/>
-                <w:color w:val="1D1D1B"/>
+                <w:color w:val="B4C4C6"/>
                 <w:spacing w:val="30"/>
                 <w:sz w:val="18"/>
                 <w:szCs w:val="18"/>
@@ -106,9 +106,7 @@
             <w:r>
               <w:rPr>
                 <w:rFonts w:ascii="Calibri" w:cs="Calibri" w:eastAsia="Calibri" w:hAnsi="Calibri"/>
-                <w:b/>
-                <w:bCs/>
-                <w:color w:val="1D1D1B"/>
+                <w:color w:val="FAFBF7"/>
                 <w:sz w:val="48"/>
                 <w:szCs w:val="48"/>
               </w:rPr>
@@ -119,7 +117,7 @@
             <w:r>
               <w:rPr>
                 <w:rFonts w:ascii="Calibri" w:cs="Calibri" w:eastAsia="Calibri" w:hAnsi="Calibri"/>
-                <w:color w:val="1D1D1B"/>
+                <w:color w:val="B4C4C6"/>
                 <w:sz w:val="24"/>
                 <w:szCs w:val="24"/>
               </w:rPr>
@@ -132,7 +130,7 @@
     <w:p>
       <w:pPr>
         <w:pBdr>
-          <w:top w:val="single" w:color="1D1D1B" w:sz="36" w:space="0"/>
+          <w:top w:val="single" w:color="8A5CF6" w:sz="36" w:space="0"/>
         </w:pBdr>
         <w:spacing w:after="0"/>
       </w:pPr>
@@ -146,7 +144,7 @@
           <w:bottom w:val="none" w:color="FFFFFF" w:sz="0"/>
           <w:right w:val="none" w:color="FFFFFF" w:sz="0"/>
           <w:insideH w:val="none" w:color="FFFFFF" w:sz="0"/>
-          <w:insideV w:val="single" w:color="E2E2DF" w:sz="4"/>
+          <w:insideV w:val="single" w:color="CAD6D0" w:sz="4"/>
         </w:tblBorders>
         <w:tblLayout w:type="fixed"/>
       </w:tblPr>
@@ -160,7 +158,7 @@
         <w:tc>
           <w:tcPr>
             <w:tcW w:type="dxa" w:w="2520"/>
-            <w:shd w:fill="FDEBD3" w:color="auto" w:val="clear"/>
+            <w:shd w:fill="E8F2E9" w:color="auto" w:val="clear"/>
             <w:tcMar>
               <w:top w:type="dxa" w:w="140"/>
               <w:left w:type="dxa" w:w="200"/>
@@ -177,7 +175,7 @@
                 <w:rFonts w:ascii="Calibri" w:cs="Calibri" w:eastAsia="Calibri" w:hAnsi="Calibri"/>
                 <w:b/>
                 <w:bCs/>
-                <w:color w:val="5C5C5A"/>
+                <w:color w:val="52656A"/>
                 <w:spacing w:val="20"/>
                 <w:sz w:val="15"/>
                 <w:szCs w:val="15"/>
@@ -191,7 +189,7 @@
                 <w:rFonts w:ascii="Calibri" w:cs="Calibri" w:eastAsia="Calibri" w:hAnsi="Calibri"/>
                 <w:b/>
                 <w:bCs/>
-                <w:color w:val="1D1D1B"/>
+                <w:color w:val="183A43"/>
                 <w:sz w:val="20"/>
                 <w:szCs w:val="20"/>
               </w:rPr>
@@ -202,7 +200,7 @@
         <w:tc>
           <w:tcPr>
             <w:tcW w:type="dxa" w:w="2520"/>
-            <w:shd w:fill="FDEBD3" w:color="auto" w:val="clear"/>
+            <w:shd w:fill="E8F2E9" w:color="auto" w:val="clear"/>
             <w:tcMar>
               <w:top w:type="dxa" w:w="140"/>
               <w:left w:type="dxa" w:w="200"/>
@@ -219,7 +217,7 @@
                 <w:rFonts w:ascii="Calibri" w:cs="Calibri" w:eastAsia="Calibri" w:hAnsi="Calibri"/>
                 <w:b/>
                 <w:bCs/>
-                <w:color w:val="5C5C5A"/>
+                <w:color w:val="52656A"/>
                 <w:spacing w:val="20"/>
                 <w:sz w:val="15"/>
                 <w:szCs w:val="15"/>
@@ -233,7 +231,7 @@
                 <w:rFonts w:ascii="Calibri" w:cs="Calibri" w:eastAsia="Calibri" w:hAnsi="Calibri"/>
                 <w:b/>
                 <w:bCs/>
-                <w:color w:val="1D1D1B"/>
+                <w:color w:val="183A43"/>
                 <w:sz w:val="20"/>
                 <w:szCs w:val="20"/>
               </w:rPr>
@@ -244,7 +242,7 @@
         <w:tc>
           <w:tcPr>
             <w:tcW w:type="dxa" w:w="2520"/>
-            <w:shd w:fill="FDEBD3" w:color="auto" w:val="clear"/>
+            <w:shd w:fill="E8F2E9" w:color="auto" w:val="clear"/>
             <w:tcMar>
               <w:top w:type="dxa" w:w="140"/>
               <w:left w:type="dxa" w:w="200"/>
@@ -261,7 +259,7 @@
                 <w:rFonts w:ascii="Calibri" w:cs="Calibri" w:eastAsia="Calibri" w:hAnsi="Calibri"/>
                 <w:b/>
                 <w:bCs/>
-                <w:color w:val="5C5C5A"/>
+                <w:color w:val="52656A"/>
                 <w:spacing w:val="20"/>
                 <w:sz w:val="15"/>
                 <w:szCs w:val="15"/>
@@ -275,7 +273,7 @@
                 <w:rFonts w:ascii="Calibri" w:cs="Calibri" w:eastAsia="Calibri" w:hAnsi="Calibri"/>
                 <w:b/>
                 <w:bCs/>
-                <w:color w:val="1D1D1B"/>
+                <w:color w:val="183A43"/>
                 <w:sz w:val="20"/>
                 <w:szCs w:val="20"/>
               </w:rPr>
@@ -286,7 +284,7 @@
         <w:tc>
           <w:tcPr>
             <w:tcW w:type="dxa" w:w="2520"/>
-            <w:shd w:fill="FDEBD3" w:color="auto" w:val="clear"/>
+            <w:shd w:fill="E8F2E9" w:color="auto" w:val="clear"/>
             <w:tcMar>
               <w:top w:type="dxa" w:w="140"/>
               <w:left w:type="dxa" w:w="200"/>
@@ -303,7 +301,7 @@
                 <w:rFonts w:ascii="Calibri" w:cs="Calibri" w:eastAsia="Calibri" w:hAnsi="Calibri"/>
                 <w:b/>
                 <w:bCs/>
-                <w:color w:val="5C5C5A"/>
+                <w:color w:val="52656A"/>
                 <w:spacing w:val="20"/>
                 <w:sz w:val="15"/>
                 <w:szCs w:val="15"/>
@@ -317,7 +315,7 @@
                 <w:rFonts w:ascii="Calibri" w:cs="Calibri" w:eastAsia="Calibri" w:hAnsi="Calibri"/>
                 <w:b/>
                 <w:bCs/>
-                <w:color w:val="1D1D1B"/>
+                <w:color w:val="183A43"/>
                 <w:sz w:val="20"/>
                 <w:szCs w:val="20"/>
               </w:rPr>
@@ -337,20 +335,29 @@
         <w:pStyle w:val="Heading1"/>
         <w:keepNext/>
         <w:pBdr>
-          <w:bottom w:val="single" w:color="EF7D00" w:sz="18" w:space="4"/>
+          <w:bottom w:val="single" w:color="CAD6D0" w:sz="4" w:space="4"/>
         </w:pBdr>
         <w:spacing w:after="160" w:before="360"/>
       </w:pPr>
       <w:r>
         <w:rPr>
           <w:rFonts w:ascii="Calibri" w:cs="Calibri" w:eastAsia="Calibri" w:hAnsi="Calibri"/>
+          <w:color w:val="8A5CF6"/>
+          <w:sz w:val="24"/>
+          <w:szCs w:val="24"/>
+        </w:rPr>
+        <w:t xml:space="preserve">■  </w:t>
+      </w:r>
+      <w:r>
+        <w:rPr>
+          <w:rFonts w:ascii="Calibri" w:cs="Calibri" w:eastAsia="Calibri" w:hAnsi="Calibri"/>
           <w:b/>
           <w:bCs/>
-          <w:color w:val="1D1D1B"/>
-          <w:sz w:val="28"/>
-          <w:szCs w:val="28"/>
-        </w:rPr>
-        <w:t xml:space="preserve">¿QUÉ LOGRARÁS?</w:t>
+          <w:color w:val="183A43"/>
+          <w:sz w:val="30"/>
+          <w:szCs w:val="30"/>
+        </w:rPr>
+        <w:t xml:space="preserve">¿Qué lograrás?</w:t>
       </w:r>
     </w:p>
     <w:tbl>
@@ -375,11 +382,11 @@
             <w:tcW w:type="dxa" w:w="10080"/>
             <w:tcBorders>
               <w:top w:val="none" w:color="FFFFFF" w:sz="0"/>
-              <w:left w:val="single" w:color="EF7D00" w:sz="24"/>
+              <w:left w:val="single" w:color="8A5CF6" w:sz="24"/>
               <w:bottom w:val="none" w:color="FFFFFF" w:sz="0"/>
               <w:right w:val="none" w:color="FFFFFF" w:sz="0"/>
             </w:tcBorders>
-            <w:shd w:fill="FDEBD3" w:color="auto" w:val="clear"/>
+            <w:shd w:fill="EEEBF8" w:color="auto" w:val="clear"/>
             <w:tcMar>
               <w:top w:type="dxa" w:w="160"/>
               <w:left w:type="dxa" w:w="240"/>
@@ -396,7 +403,7 @@
                 <w:rFonts w:ascii="Calibri" w:cs="Calibri" w:eastAsia="Calibri" w:hAnsi="Calibri"/>
                 <w:b/>
                 <w:bCs/>
-                <w:color w:val="A65200"/>
+                <w:color w:val="52656A"/>
                 <w:spacing w:val="20"/>
                 <w:sz w:val="17"/>
                 <w:szCs w:val="17"/>
@@ -411,7 +418,7 @@
             <w:r>
               <w:rPr>
                 <w:rFonts w:ascii="Calibri" w:cs="Calibri" w:eastAsia="Calibri" w:hAnsi="Calibri"/>
-                <w:color w:val="1D1D1B"/>
+                <w:color w:val="183A43"/>
                 <w:sz w:val="23"/>
                 <w:szCs w:val="23"/>
               </w:rPr>
@@ -431,20 +438,29 @@
         <w:pStyle w:val="Heading1"/>
         <w:keepNext/>
         <w:pBdr>
-          <w:bottom w:val="single" w:color="EF7D00" w:sz="18" w:space="4"/>
+          <w:bottom w:val="single" w:color="CAD6D0" w:sz="4" w:space="4"/>
         </w:pBdr>
         <w:spacing w:after="160" w:before="360"/>
       </w:pPr>
       <w:r>
         <w:rPr>
           <w:rFonts w:ascii="Calibri" w:cs="Calibri" w:eastAsia="Calibri" w:hAnsi="Calibri"/>
+          <w:color w:val="8A5CF6"/>
+          <w:sz w:val="24"/>
+          <w:szCs w:val="24"/>
+        </w:rPr>
+        <w:t xml:space="preserve">■  </w:t>
+      </w:r>
+      <w:r>
+        <w:rPr>
+          <w:rFonts w:ascii="Calibri" w:cs="Calibri" w:eastAsia="Calibri" w:hAnsi="Calibri"/>
           <w:b/>
           <w:bCs/>
-          <w:color w:val="1D1D1B"/>
-          <w:sz w:val="28"/>
-          <w:szCs w:val="28"/>
-        </w:rPr>
-        <w:t xml:space="preserve">PARA EMPEZAR</w:t>
+          <w:color w:val="183A43"/>
+          <w:sz w:val="30"/>
+          <w:szCs w:val="30"/>
+        </w:rPr>
+        <w:t xml:space="preserve">Para empezar</w:t>
       </w:r>
     </w:p>
     <w:p>
@@ -454,7 +470,7 @@
       <w:r>
         <w:rPr>
           <w:rFonts w:ascii="Calibri" w:cs="Calibri" w:eastAsia="Calibri" w:hAnsi="Calibri"/>
-          <w:color w:val="1D1D1B"/>
+          <w:color w:val="183A43"/>
           <w:sz w:val="22"/>
           <w:szCs w:val="22"/>
         </w:rPr>
@@ -468,7 +484,7 @@
       <w:r>
         <w:rPr>
           <w:rFonts w:ascii="Calibri" w:cs="Calibri" w:eastAsia="Calibri" w:hAnsi="Calibri"/>
-          <w:color w:val="1D1D1B"/>
+          <w:color w:val="183A43"/>
           <w:sz w:val="22"/>
           <w:szCs w:val="22"/>
         </w:rPr>
@@ -486,7 +502,7 @@
           <w:rFonts w:ascii="Calibri" w:cs="Calibri" w:eastAsia="Calibri" w:hAnsi="Calibri"/>
           <w:b/>
           <w:bCs/>
-          <w:color w:val="1D1D1B"/>
+          <w:color w:val="183A43"/>
           <w:sz w:val="23"/>
           <w:szCs w:val="23"/>
         </w:rPr>
@@ -505,7 +521,7 @@
       <w:r>
         <w:rPr>
           <w:rFonts w:ascii="Calibri" w:cs="Calibri" w:eastAsia="Calibri" w:hAnsi="Calibri"/>
-          <w:color w:val="1D1D1B"/>
+          <w:color w:val="183A43"/>
           <w:sz w:val="22"/>
           <w:szCs w:val="22"/>
         </w:rPr>
@@ -524,7 +540,7 @@
       <w:r>
         <w:rPr>
           <w:rFonts w:ascii="Calibri" w:cs="Calibri" w:eastAsia="Calibri" w:hAnsi="Calibri"/>
-          <w:color w:val="1D1D1B"/>
+          <w:color w:val="183A43"/>
           <w:sz w:val="22"/>
           <w:szCs w:val="22"/>
         </w:rPr>
@@ -543,7 +559,7 @@
       <w:r>
         <w:rPr>
           <w:rFonts w:ascii="Calibri" w:cs="Calibri" w:eastAsia="Calibri" w:hAnsi="Calibri"/>
-          <w:color w:val="1D1D1B"/>
+          <w:color w:val="183A43"/>
           <w:sz w:val="22"/>
           <w:szCs w:val="22"/>
         </w:rPr>
@@ -555,20 +571,29 @@
         <w:pStyle w:val="Heading1"/>
         <w:keepNext/>
         <w:pBdr>
-          <w:bottom w:val="single" w:color="EF7D00" w:sz="18" w:space="4"/>
+          <w:bottom w:val="single" w:color="CAD6D0" w:sz="4" w:space="4"/>
         </w:pBdr>
         <w:spacing w:after="160" w:before="360"/>
       </w:pPr>
       <w:r>
         <w:rPr>
           <w:rFonts w:ascii="Calibri" w:cs="Calibri" w:eastAsia="Calibri" w:hAnsi="Calibri"/>
+          <w:color w:val="8A5CF6"/>
+          <w:sz w:val="24"/>
+          <w:szCs w:val="24"/>
+        </w:rPr>
+        <w:t xml:space="preserve">■  </w:t>
+      </w:r>
+      <w:r>
+        <w:rPr>
+          <w:rFonts w:ascii="Calibri" w:cs="Calibri" w:eastAsia="Calibri" w:hAnsi="Calibri"/>
           <w:b/>
           <w:bCs/>
-          <w:color w:val="1D1D1B"/>
-          <w:sz w:val="28"/>
-          <w:szCs w:val="28"/>
-        </w:rPr>
-        <w:t xml:space="preserve">PASO A PASO</w:t>
+          <w:color w:val="183A43"/>
+          <w:sz w:val="30"/>
+          <w:szCs w:val="30"/>
+        </w:rPr>
+        <w:t xml:space="preserve">Paso a paso</w:t>
       </w:r>
     </w:p>
     <w:p>
@@ -576,9 +601,9 @@
         <w:pStyle w:val="Heading2"/>
         <w:keepNext/>
         <w:pBdr>
-          <w:left w:val="single" w:color="EF7D00" w:sz="36" w:space="8"/>
+          <w:left w:val="single" w:color="8A5CF6" w:sz="36" w:space="8"/>
         </w:pBdr>
-        <w:shd w:fill="FDEBD3" w:color="auto" w:val="clear"/>
+        <w:shd w:fill="F1F4F0" w:color="auto" w:val="clear"/>
         <w:spacing w:after="100" w:before="280"/>
         <w:ind w:left="160"/>
       </w:pPr>
@@ -587,7 +612,7 @@
           <w:rFonts w:ascii="Calibri" w:cs="Calibri" w:eastAsia="Calibri" w:hAnsi="Calibri"/>
           <w:b/>
           <w:bCs/>
-          <w:color w:val="A65200"/>
+          <w:color w:val="52656A"/>
           <w:spacing w:val="20"/>
           <w:sz w:val="18"/>
           <w:szCs w:val="18"/>
@@ -605,7 +630,7 @@
           <w:rFonts w:ascii="Calibri" w:cs="Calibri" w:eastAsia="Calibri" w:hAnsi="Calibri"/>
           <w:b/>
           <w:bCs/>
-          <w:color w:val="1D1D1B"/>
+          <w:color w:val="183A43"/>
           <w:sz w:val="24"/>
           <w:szCs w:val="24"/>
         </w:rPr>
@@ -624,7 +649,7 @@
       <w:r>
         <w:rPr>
           <w:rFonts w:ascii="Calibri" w:cs="Calibri" w:eastAsia="Calibri" w:hAnsi="Calibri"/>
-          <w:color w:val="1D1D1B"/>
+          <w:color w:val="183A43"/>
           <w:sz w:val="22"/>
           <w:szCs w:val="22"/>
         </w:rPr>
@@ -643,7 +668,7 @@
       <w:r>
         <w:rPr>
           <w:rFonts w:ascii="Calibri" w:cs="Calibri" w:eastAsia="Calibri" w:hAnsi="Calibri"/>
-          <w:color w:val="1D1D1B"/>
+          <w:color w:val="183A43"/>
           <w:sz w:val="22"/>
           <w:szCs w:val="22"/>
         </w:rPr>
@@ -655,9 +680,9 @@
         <w:pStyle w:val="Heading2"/>
         <w:keepNext/>
         <w:pBdr>
-          <w:left w:val="single" w:color="EF7D00" w:sz="36" w:space="8"/>
+          <w:left w:val="single" w:color="8A5CF6" w:sz="36" w:space="8"/>
         </w:pBdr>
-        <w:shd w:fill="FDEBD3" w:color="auto" w:val="clear"/>
+        <w:shd w:fill="F1F4F0" w:color="auto" w:val="clear"/>
         <w:spacing w:after="100" w:before="280"/>
         <w:ind w:left="160"/>
       </w:pPr>
@@ -666,7 +691,7 @@
           <w:rFonts w:ascii="Calibri" w:cs="Calibri" w:eastAsia="Calibri" w:hAnsi="Calibri"/>
           <w:b/>
           <w:bCs/>
-          <w:color w:val="A65200"/>
+          <w:color w:val="52656A"/>
           <w:spacing w:val="20"/>
           <w:sz w:val="18"/>
           <w:szCs w:val="18"/>
@@ -684,7 +709,7 @@
           <w:rFonts w:ascii="Calibri" w:cs="Calibri" w:eastAsia="Calibri" w:hAnsi="Calibri"/>
           <w:b/>
           <w:bCs/>
-          <w:color w:val="1D1D1B"/>
+          <w:color w:val="183A43"/>
           <w:sz w:val="24"/>
           <w:szCs w:val="24"/>
         </w:rPr>
@@ -703,7 +728,7 @@
       <w:r>
         <w:rPr>
           <w:rFonts w:ascii="Calibri" w:cs="Calibri" w:eastAsia="Calibri" w:hAnsi="Calibri"/>
-          <w:color w:val="1D1D1B"/>
+          <w:color w:val="183A43"/>
           <w:sz w:val="22"/>
           <w:szCs w:val="22"/>
         </w:rPr>
@@ -722,7 +747,7 @@
       <w:r>
         <w:rPr>
           <w:rFonts w:ascii="Calibri" w:cs="Calibri" w:eastAsia="Calibri" w:hAnsi="Calibri"/>
-          <w:color w:val="1D1D1B"/>
+          <w:color w:val="183A43"/>
           <w:sz w:val="22"/>
           <w:szCs w:val="22"/>
         </w:rPr>
@@ -734,9 +759,9 @@
         <w:pStyle w:val="Heading2"/>
         <w:keepNext/>
         <w:pBdr>
-          <w:left w:val="single" w:color="EF7D00" w:sz="36" w:space="8"/>
+          <w:left w:val="single" w:color="8A5CF6" w:sz="36" w:space="8"/>
         </w:pBdr>
-        <w:shd w:fill="FDEBD3" w:color="auto" w:val="clear"/>
+        <w:shd w:fill="F1F4F0" w:color="auto" w:val="clear"/>
         <w:spacing w:after="100" w:before="280"/>
         <w:ind w:left="160"/>
       </w:pPr>
@@ -745,7 +770,7 @@
           <w:rFonts w:ascii="Calibri" w:cs="Calibri" w:eastAsia="Calibri" w:hAnsi="Calibri"/>
           <w:b/>
           <w:bCs/>
-          <w:color w:val="A65200"/>
+          <w:color w:val="52656A"/>
           <w:spacing w:val="20"/>
           <w:sz w:val="18"/>
           <w:szCs w:val="18"/>
@@ -763,7 +788,7 @@
           <w:rFonts w:ascii="Calibri" w:cs="Calibri" w:eastAsia="Calibri" w:hAnsi="Calibri"/>
           <w:b/>
           <w:bCs/>
-          <w:color w:val="1D1D1B"/>
+          <w:color w:val="183A43"/>
           <w:sz w:val="24"/>
           <w:szCs w:val="24"/>
         </w:rPr>
@@ -782,7 +807,7 @@
       <w:r>
         <w:rPr>
           <w:rFonts w:ascii="Calibri" w:cs="Calibri" w:eastAsia="Calibri" w:hAnsi="Calibri"/>
-          <w:color w:val="1D1D1B"/>
+          <w:color w:val="183A43"/>
           <w:sz w:val="22"/>
           <w:szCs w:val="22"/>
         </w:rPr>
@@ -794,9 +819,9 @@
         <w:pStyle w:val="Heading2"/>
         <w:keepNext/>
         <w:pBdr>
-          <w:left w:val="single" w:color="EF7D00" w:sz="36" w:space="8"/>
+          <w:left w:val="single" w:color="8A5CF6" w:sz="36" w:space="8"/>
         </w:pBdr>
-        <w:shd w:fill="FDEBD3" w:color="auto" w:val="clear"/>
+        <w:shd w:fill="F1F4F0" w:color="auto" w:val="clear"/>
         <w:spacing w:after="100" w:before="280"/>
         <w:ind w:left="160"/>
       </w:pPr>
@@ -805,7 +830,7 @@
           <w:rFonts w:ascii="Calibri" w:cs="Calibri" w:eastAsia="Calibri" w:hAnsi="Calibri"/>
           <w:b/>
           <w:bCs/>
-          <w:color w:val="A65200"/>
+          <w:color w:val="52656A"/>
           <w:spacing w:val="20"/>
           <w:sz w:val="18"/>
           <w:szCs w:val="18"/>
@@ -823,7 +848,7 @@
           <w:rFonts w:ascii="Calibri" w:cs="Calibri" w:eastAsia="Calibri" w:hAnsi="Calibri"/>
           <w:b/>
           <w:bCs/>
-          <w:color w:val="1D1D1B"/>
+          <w:color w:val="183A43"/>
           <w:sz w:val="24"/>
           <w:szCs w:val="24"/>
         </w:rPr>
@@ -842,7 +867,7 @@
       <w:r>
         <w:rPr>
           <w:rFonts w:ascii="Calibri" w:cs="Calibri" w:eastAsia="Calibri" w:hAnsi="Calibri"/>
-          <w:color w:val="1D1D1B"/>
+          <w:color w:val="183A43"/>
           <w:sz w:val="22"/>
           <w:szCs w:val="22"/>
         </w:rPr>
@@ -854,9 +879,9 @@
         <w:pStyle w:val="Heading2"/>
         <w:keepNext/>
         <w:pBdr>
-          <w:left w:val="single" w:color="EF7D00" w:sz="36" w:space="8"/>
+          <w:left w:val="single" w:color="8A5CF6" w:sz="36" w:space="8"/>
         </w:pBdr>
-        <w:shd w:fill="FDEBD3" w:color="auto" w:val="clear"/>
+        <w:shd w:fill="F1F4F0" w:color="auto" w:val="clear"/>
         <w:spacing w:after="100" w:before="280"/>
         <w:ind w:left="160"/>
       </w:pPr>
@@ -865,7 +890,7 @@
           <w:rFonts w:ascii="Calibri" w:cs="Calibri" w:eastAsia="Calibri" w:hAnsi="Calibri"/>
           <w:b/>
           <w:bCs/>
-          <w:color w:val="A65200"/>
+          <w:color w:val="52656A"/>
           <w:spacing w:val="20"/>
           <w:sz w:val="18"/>
           <w:szCs w:val="18"/>
@@ -883,7 +908,7 @@
           <w:rFonts w:ascii="Calibri" w:cs="Calibri" w:eastAsia="Calibri" w:hAnsi="Calibri"/>
           <w:b/>
           <w:bCs/>
-          <w:color w:val="1D1D1B"/>
+          <w:color w:val="183A43"/>
           <w:sz w:val="24"/>
           <w:szCs w:val="24"/>
         </w:rPr>
@@ -902,7 +927,7 @@
       <w:r>
         <w:rPr>
           <w:rFonts w:ascii="Calibri" w:cs="Calibri" w:eastAsia="Calibri" w:hAnsi="Calibri"/>
-          <w:color w:val="1D1D1B"/>
+          <w:color w:val="183A43"/>
           <w:sz w:val="22"/>
           <w:szCs w:val="22"/>
         </w:rPr>
@@ -921,7 +946,7 @@
       <w:r>
         <w:rPr>
           <w:rFonts w:ascii="Calibri" w:cs="Calibri" w:eastAsia="Calibri" w:hAnsi="Calibri"/>
-          <w:color w:val="1D1D1B"/>
+          <w:color w:val="183A43"/>
           <w:sz w:val="22"/>
           <w:szCs w:val="22"/>
         </w:rPr>
@@ -940,7 +965,7 @@
       <w:r>
         <w:rPr>
           <w:rFonts w:ascii="Calibri" w:cs="Calibri" w:eastAsia="Calibri" w:hAnsi="Calibri"/>
-          <w:color w:val="1D1D1B"/>
+          <w:color w:val="183A43"/>
           <w:sz w:val="22"/>
           <w:szCs w:val="22"/>
         </w:rPr>
@@ -969,11 +994,11 @@
             <w:tcW w:type="dxa" w:w="10080"/>
             <w:tcBorders>
               <w:top w:val="none" w:color="FFFFFF" w:sz="0"/>
-              <w:left w:val="single" w:color="EF7D00" w:sz="24"/>
+              <w:left w:val="single" w:color="F37012" w:sz="24"/>
               <w:bottom w:val="none" w:color="FFFFFF" w:sz="0"/>
               <w:right w:val="none" w:color="FFFFFF" w:sz="0"/>
             </w:tcBorders>
-            <w:shd w:fill="FFF4DC" w:color="auto" w:val="clear"/>
+            <w:shd w:fill="E8F2E9" w:color="auto" w:val="clear"/>
             <w:tcMar>
               <w:top w:type="dxa" w:w="160"/>
               <w:left w:type="dxa" w:w="240"/>
@@ -990,7 +1015,7 @@
                 <w:rFonts w:ascii="Calibri" w:cs="Calibri" w:eastAsia="Calibri" w:hAnsi="Calibri"/>
                 <w:b/>
                 <w:bCs/>
-                <w:color w:val="8A5A00"/>
+                <w:color w:val="52656A"/>
                 <w:spacing w:val="20"/>
                 <w:sz w:val="17"/>
                 <w:szCs w:val="17"/>
@@ -1005,7 +1030,7 @@
             <w:r>
               <w:rPr>
                 <w:rFonts w:ascii="Calibri" w:cs="Calibri" w:eastAsia="Calibri" w:hAnsi="Calibri"/>
-                <w:color w:val="1D1D1B"/>
+                <w:color w:val="183A43"/>
                 <w:sz w:val="22"/>
                 <w:szCs w:val="22"/>
               </w:rPr>
@@ -1025,9 +1050,9 @@
         <w:pStyle w:val="Heading2"/>
         <w:keepNext/>
         <w:pBdr>
-          <w:left w:val="single" w:color="EF7D00" w:sz="36" w:space="8"/>
+          <w:left w:val="single" w:color="8A5CF6" w:sz="36" w:space="8"/>
         </w:pBdr>
-        <w:shd w:fill="FDEBD3" w:color="auto" w:val="clear"/>
+        <w:shd w:fill="F1F4F0" w:color="auto" w:val="clear"/>
         <w:spacing w:after="100" w:before="280"/>
         <w:ind w:left="160"/>
       </w:pPr>
@@ -1036,7 +1061,7 @@
           <w:rFonts w:ascii="Calibri" w:cs="Calibri" w:eastAsia="Calibri" w:hAnsi="Calibri"/>
           <w:b/>
           <w:bCs/>
-          <w:color w:val="A65200"/>
+          <w:color w:val="52656A"/>
           <w:spacing w:val="20"/>
           <w:sz w:val="18"/>
           <w:szCs w:val="18"/>
@@ -1054,7 +1079,7 @@
           <w:rFonts w:ascii="Calibri" w:cs="Calibri" w:eastAsia="Calibri" w:hAnsi="Calibri"/>
           <w:b/>
           <w:bCs/>
-          <w:color w:val="1D1D1B"/>
+          <w:color w:val="183A43"/>
           <w:sz w:val="24"/>
           <w:szCs w:val="24"/>
         </w:rPr>
@@ -1073,7 +1098,7 @@
       <w:r>
         <w:rPr>
           <w:rFonts w:ascii="Calibri" w:cs="Calibri" w:eastAsia="Calibri" w:hAnsi="Calibri"/>
-          <w:color w:val="1D1D1B"/>
+          <w:color w:val="183A43"/>
           <w:sz w:val="22"/>
           <w:szCs w:val="22"/>
         </w:rPr>
@@ -1092,7 +1117,7 @@
       <w:r>
         <w:rPr>
           <w:rFonts w:ascii="Calibri" w:cs="Calibri" w:eastAsia="Calibri" w:hAnsi="Calibri"/>
-          <w:color w:val="1D1D1B"/>
+          <w:color w:val="183A43"/>
           <w:sz w:val="22"/>
           <w:szCs w:val="22"/>
         </w:rPr>
@@ -1104,20 +1129,29 @@
         <w:pStyle w:val="Heading1"/>
         <w:keepNext/>
         <w:pBdr>
-          <w:bottom w:val="single" w:color="EF7D00" w:sz="18" w:space="4"/>
+          <w:bottom w:val="single" w:color="CAD6D0" w:sz="4" w:space="4"/>
         </w:pBdr>
         <w:spacing w:after="160" w:before="360"/>
       </w:pPr>
       <w:r>
         <w:rPr>
           <w:rFonts w:ascii="Calibri" w:cs="Calibri" w:eastAsia="Calibri" w:hAnsi="Calibri"/>
+          <w:color w:val="8A5CF6"/>
+          <w:sz w:val="24"/>
+          <w:szCs w:val="24"/>
+        </w:rPr>
+        <w:t xml:space="preserve">■  </w:t>
+      </w:r>
+      <w:r>
+        <w:rPr>
+          <w:rFonts w:ascii="Calibri" w:cs="Calibri" w:eastAsia="Calibri" w:hAnsi="Calibri"/>
           <w:b/>
           <w:bCs/>
-          <w:color w:val="1D1D1B"/>
-          <w:sz w:val="28"/>
-          <w:szCs w:val="28"/>
-        </w:rPr>
-        <w:t xml:space="preserve">PROMPTS SUGERIDOS</w:t>
+          <w:color w:val="183A43"/>
+          <w:sz w:val="30"/>
+          <w:szCs w:val="30"/>
+        </w:rPr>
+        <w:t xml:space="preserve">Prompts sugeridos</w:t>
       </w:r>
     </w:p>
     <w:p>
@@ -1127,7 +1161,7 @@
       <w:r>
         <w:rPr>
           <w:rFonts w:ascii="Calibri" w:cs="Calibri" w:eastAsia="Calibri" w:hAnsi="Calibri"/>
-          <w:color w:val="1D1D1B"/>
+          <w:color w:val="183A43"/>
           <w:sz w:val="22"/>
           <w:szCs w:val="22"/>
         </w:rPr>
@@ -1156,11 +1190,11 @@
             <w:tcW w:type="dxa" w:w="10080"/>
             <w:tcBorders>
               <w:top w:val="none" w:color="FFFFFF" w:sz="0"/>
-              <w:left w:val="single" w:color="1D1D1B" w:sz="24"/>
+              <w:left w:val="single" w:color="183A43" w:sz="24"/>
               <w:bottom w:val="none" w:color="FFFFFF" w:sz="0"/>
               <w:right w:val="none" w:color="FFFFFF" w:sz="0"/>
             </w:tcBorders>
-            <w:shd w:fill="F4F4F2" w:color="auto" w:val="clear"/>
+            <w:shd w:fill="F1F4F0" w:color="auto" w:val="clear"/>
             <w:tcMar>
               <w:top w:type="dxa" w:w="160"/>
               <w:left w:type="dxa" w:w="240"/>
@@ -1177,7 +1211,7 @@
                 <w:rFonts w:ascii="Calibri" w:cs="Calibri" w:eastAsia="Calibri" w:hAnsi="Calibri"/>
                 <w:b/>
                 <w:bCs/>
-                <w:color w:val="1D1D1B"/>
+                <w:color w:val="183A43"/>
                 <w:spacing w:val="20"/>
                 <w:sz w:val="17"/>
                 <w:szCs w:val="17"/>
@@ -1192,7 +1226,7 @@
             <w:r>
               <w:rPr>
                 <w:rFonts w:ascii="Consolas" w:cs="Consolas" w:eastAsia="Consolas" w:hAnsi="Consolas"/>
-                <w:color w:val="1D1D1B"/>
+                <w:color w:val="183A43"/>
                 <w:sz w:val="19"/>
                 <w:szCs w:val="19"/>
               </w:rPr>
@@ -1206,7 +1240,7 @@
             <w:r>
               <w:rPr>
                 <w:rFonts w:ascii="Consolas" w:cs="Consolas" w:eastAsia="Consolas" w:hAnsi="Consolas"/>
-                <w:color w:val="1D1D1B"/>
+                <w:color w:val="183A43"/>
                 <w:sz w:val="19"/>
                 <w:szCs w:val="19"/>
               </w:rPr>
@@ -1220,7 +1254,7 @@
             <w:r>
               <w:rPr>
                 <w:rFonts w:ascii="Consolas" w:cs="Consolas" w:eastAsia="Consolas" w:hAnsi="Consolas"/>
-                <w:color w:val="1D1D1B"/>
+                <w:color w:val="183A43"/>
                 <w:sz w:val="19"/>
                 <w:szCs w:val="19"/>
               </w:rPr>
@@ -1234,7 +1268,7 @@
             <w:r>
               <w:rPr>
                 <w:rFonts w:ascii="Consolas" w:cs="Consolas" w:eastAsia="Consolas" w:hAnsi="Consolas"/>
-                <w:color w:val="1D1D1B"/>
+                <w:color w:val="183A43"/>
                 <w:sz w:val="19"/>
                 <w:szCs w:val="19"/>
               </w:rPr>
@@ -1248,7 +1282,7 @@
             <w:r>
               <w:rPr>
                 <w:rFonts w:ascii="Consolas" w:cs="Consolas" w:eastAsia="Consolas" w:hAnsi="Consolas"/>
-                <w:color w:val="1D1D1B"/>
+                <w:color w:val="183A43"/>
                 <w:sz w:val="19"/>
                 <w:szCs w:val="19"/>
               </w:rPr>
@@ -1262,7 +1296,7 @@
             <w:r>
               <w:rPr>
                 <w:rFonts w:ascii="Consolas" w:cs="Consolas" w:eastAsia="Consolas" w:hAnsi="Consolas"/>
-                <w:color w:val="1D1D1B"/>
+                <w:color w:val="183A43"/>
                 <w:sz w:val="19"/>
                 <w:szCs w:val="19"/>
               </w:rPr>
@@ -1299,11 +1333,11 @@
             <w:tcW w:type="dxa" w:w="10080"/>
             <w:tcBorders>
               <w:top w:val="none" w:color="FFFFFF" w:sz="0"/>
-              <w:left w:val="single" w:color="1D1D1B" w:sz="24"/>
+              <w:left w:val="single" w:color="183A43" w:sz="24"/>
               <w:bottom w:val="none" w:color="FFFFFF" w:sz="0"/>
               <w:right w:val="none" w:color="FFFFFF" w:sz="0"/>
             </w:tcBorders>
-            <w:shd w:fill="F4F4F2" w:color="auto" w:val="clear"/>
+            <w:shd w:fill="F1F4F0" w:color="auto" w:val="clear"/>
             <w:tcMar>
               <w:top w:type="dxa" w:w="160"/>
               <w:left w:type="dxa" w:w="240"/>
@@ -1320,7 +1354,7 @@
                 <w:rFonts w:ascii="Calibri" w:cs="Calibri" w:eastAsia="Calibri" w:hAnsi="Calibri"/>
                 <w:b/>
                 <w:bCs/>
-                <w:color w:val="1D1D1B"/>
+                <w:color w:val="183A43"/>
                 <w:spacing w:val="20"/>
                 <w:sz w:val="17"/>
                 <w:szCs w:val="17"/>
@@ -1335,7 +1369,7 @@
             <w:r>
               <w:rPr>
                 <w:rFonts w:ascii="Consolas" w:cs="Consolas" w:eastAsia="Consolas" w:hAnsi="Consolas"/>
-                <w:color w:val="1D1D1B"/>
+                <w:color w:val="183A43"/>
                 <w:sz w:val="19"/>
                 <w:szCs w:val="19"/>
               </w:rPr>
@@ -1372,11 +1406,11 @@
             <w:tcW w:type="dxa" w:w="10080"/>
             <w:tcBorders>
               <w:top w:val="none" w:color="FFFFFF" w:sz="0"/>
-              <w:left w:val="single" w:color="EF7D00" w:sz="24"/>
+              <w:left w:val="single" w:color="8A5CF6" w:sz="24"/>
               <w:bottom w:val="none" w:color="FFFFFF" w:sz="0"/>
               <w:right w:val="none" w:color="FFFFFF" w:sz="0"/>
             </w:tcBorders>
-            <w:shd w:fill="FDEBD3" w:color="auto" w:val="clear"/>
+            <w:shd w:fill="EEEBF8" w:color="auto" w:val="clear"/>
             <w:tcMar>
               <w:top w:type="dxa" w:w="160"/>
               <w:left w:type="dxa" w:w="240"/>
@@ -1393,7 +1427,7 @@
                 <w:rFonts w:ascii="Calibri" w:cs="Calibri" w:eastAsia="Calibri" w:hAnsi="Calibri"/>
                 <w:b/>
                 <w:bCs/>
-                <w:color w:val="A65200"/>
+                <w:color w:val="52656A"/>
                 <w:spacing w:val="20"/>
                 <w:sz w:val="17"/>
                 <w:szCs w:val="17"/>
@@ -1408,7 +1442,7 @@
             <w:r>
               <w:rPr>
                 <w:rFonts w:ascii="Calibri" w:cs="Calibri" w:eastAsia="Calibri" w:hAnsi="Calibri"/>
-                <w:color w:val="1D1D1B"/>
+                <w:color w:val="183A43"/>
                 <w:sz w:val="22"/>
                 <w:szCs w:val="22"/>
               </w:rPr>
@@ -1428,32 +1462,41 @@
         <w:pStyle w:val="Heading1"/>
         <w:keepNext/>
         <w:pBdr>
-          <w:bottom w:val="single" w:color="EF7D00" w:sz="18" w:space="4"/>
+          <w:bottom w:val="single" w:color="CAD6D0" w:sz="4" w:space="4"/>
         </w:pBdr>
         <w:spacing w:after="160" w:before="360"/>
       </w:pPr>
       <w:r>
         <w:rPr>
           <w:rFonts w:ascii="Calibri" w:cs="Calibri" w:eastAsia="Calibri" w:hAnsi="Calibri"/>
+          <w:color w:val="8A5CF6"/>
+          <w:sz w:val="24"/>
+          <w:szCs w:val="24"/>
+        </w:rPr>
+        <w:t xml:space="preserve">■  </w:t>
+      </w:r>
+      <w:r>
+        <w:rPr>
+          <w:rFonts w:ascii="Calibri" w:cs="Calibri" w:eastAsia="Calibri" w:hAnsi="Calibri"/>
           <w:b/>
           <w:bCs/>
-          <w:color w:val="1D1D1B"/>
-          <w:sz w:val="28"/>
-          <w:szCs w:val="28"/>
-        </w:rPr>
-        <w:t xml:space="preserve">EJEMPLO DE TRANSFORMACIÓN</w:t>
+          <w:color w:val="183A43"/>
+          <w:sz w:val="30"/>
+          <w:szCs w:val="30"/>
+        </w:rPr>
+        <w:t xml:space="preserve">Ejemplo de transformación</w:t>
       </w:r>
     </w:p>
     <w:tbl>
       <w:tblPr>
         <w:tblW w:type="dxa" w:w="10080"/>
         <w:tblBorders>
-          <w:top w:val="single" w:color="E2E2DF" w:sz="4"/>
-          <w:left w:val="single" w:color="E2E2DF" w:sz="4"/>
-          <w:bottom w:val="single" w:color="E2E2DF" w:sz="4"/>
-          <w:right w:val="single" w:color="E2E2DF" w:sz="4"/>
-          <w:insideH w:val="single" w:color="E2E2DF" w:sz="4"/>
-          <w:insideV w:val="single" w:color="E2E2DF" w:sz="4"/>
+          <w:top w:val="single" w:color="CAD6D0" w:sz="4"/>
+          <w:left w:val="single" w:color="CAD6D0" w:sz="4"/>
+          <w:bottom w:val="single" w:color="CAD6D0" w:sz="4"/>
+          <w:right w:val="single" w:color="CAD6D0" w:sz="4"/>
+          <w:insideH w:val="single" w:color="CAD6D0" w:sz="4"/>
+          <w:insideV w:val="single" w:color="CAD6D0" w:sz="4"/>
         </w:tblBorders>
         <w:tblLayout w:type="fixed"/>
       </w:tblPr>
@@ -1468,7 +1511,7 @@
         <w:tc>
           <w:tcPr>
             <w:tcW w:type="dxa" w:w="3629"/>
-            <w:shd w:fill="EF7D00" w:color="auto" w:val="clear"/>
+            <w:shd w:fill="E8F2E9" w:color="auto" w:val="clear"/>
             <w:tcMar>
               <w:top w:type="dxa" w:w="100"/>
               <w:left w:type="dxa" w:w="140"/>
@@ -1485,7 +1528,7 @@
               <w:rPr>
                 <w:b/>
                 <w:bCs/>
-                <w:color w:val="1D1D1B"/>
+                <w:color w:val="183A43"/>
                 <w:sz w:val="20"/>
                 <w:szCs w:val="20"/>
               </w:rPr>
@@ -1496,7 +1539,7 @@
         <w:tc>
           <w:tcPr>
             <w:tcW w:type="dxa" w:w="6451"/>
-            <w:shd w:fill="EF7D00" w:color="auto" w:val="clear"/>
+            <w:shd w:fill="E8F2E9" w:color="auto" w:val="clear"/>
             <w:tcMar>
               <w:top w:type="dxa" w:w="100"/>
               <w:left w:type="dxa" w:w="140"/>
@@ -1513,7 +1556,7 @@
               <w:rPr>
                 <w:b/>
                 <w:bCs/>
-                <w:color w:val="1D1D1B"/>
+                <w:color w:val="183A43"/>
                 <w:sz w:val="20"/>
                 <w:szCs w:val="20"/>
               </w:rPr>
@@ -1546,7 +1589,7 @@
               <w:rPr>
                 <w:b/>
                 <w:bCs/>
-                <w:color w:val="1D1D1B"/>
+                <w:color w:val="183A43"/>
                 <w:sz w:val="20"/>
                 <w:szCs w:val="20"/>
               </w:rPr>
@@ -1574,7 +1617,7 @@
               <w:rPr>
                 <w:b w:val="false"/>
                 <w:bCs w:val="false"/>
-                <w:color w:val="1D1D1B"/>
+                <w:color w:val="183A43"/>
                 <w:sz w:val="20"/>
                 <w:szCs w:val="20"/>
               </w:rPr>
@@ -1590,7 +1633,7 @@
         <w:tc>
           <w:tcPr>
             <w:tcW w:type="dxa" w:w="3629"/>
-            <w:shd w:fill="F4F4F2" w:color="auto" w:val="clear"/>
+            <w:shd w:fill="F1F4F0" w:color="auto" w:val="clear"/>
             <w:tcMar>
               <w:top w:type="dxa" w:w="100"/>
               <w:left w:type="dxa" w:w="140"/>
@@ -1607,7 +1650,7 @@
               <w:rPr>
                 <w:b/>
                 <w:bCs/>
-                <w:color w:val="1D1D1B"/>
+                <w:color w:val="183A43"/>
                 <w:sz w:val="20"/>
                 <w:szCs w:val="20"/>
               </w:rPr>
@@ -1618,7 +1661,7 @@
         <w:tc>
           <w:tcPr>
             <w:tcW w:type="dxa" w:w="6451"/>
-            <w:shd w:fill="F4F4F2" w:color="auto" w:val="clear"/>
+            <w:shd w:fill="F1F4F0" w:color="auto" w:val="clear"/>
             <w:tcMar>
               <w:top w:type="dxa" w:w="100"/>
               <w:left w:type="dxa" w:w="140"/>
@@ -1635,7 +1678,7 @@
               <w:rPr>
                 <w:b w:val="false"/>
                 <w:bCs w:val="false"/>
-                <w:color w:val="1D1D1B"/>
+                <w:color w:val="183A43"/>
                 <w:sz w:val="20"/>
                 <w:szCs w:val="20"/>
               </w:rPr>
@@ -1668,7 +1711,7 @@
               <w:rPr>
                 <w:b/>
                 <w:bCs/>
-                <w:color w:val="1D1D1B"/>
+                <w:color w:val="183A43"/>
                 <w:sz w:val="20"/>
                 <w:szCs w:val="20"/>
               </w:rPr>
@@ -1696,7 +1739,7 @@
               <w:rPr>
                 <w:b w:val="false"/>
                 <w:bCs w:val="false"/>
-                <w:color w:val="1D1D1B"/>
+                <w:color w:val="183A43"/>
                 <w:sz w:val="20"/>
                 <w:szCs w:val="20"/>
               </w:rPr>
@@ -1712,7 +1755,7 @@
         <w:tc>
           <w:tcPr>
             <w:tcW w:type="dxa" w:w="3629"/>
-            <w:shd w:fill="F4F4F2" w:color="auto" w:val="clear"/>
+            <w:shd w:fill="F1F4F0" w:color="auto" w:val="clear"/>
             <w:tcMar>
               <w:top w:type="dxa" w:w="100"/>
               <w:left w:type="dxa" w:w="140"/>
@@ -1729,7 +1772,7 @@
               <w:rPr>
                 <w:b/>
                 <w:bCs/>
-                <w:color w:val="1D1D1B"/>
+                <w:color w:val="183A43"/>
                 <w:sz w:val="20"/>
                 <w:szCs w:val="20"/>
               </w:rPr>
@@ -1740,7 +1783,7 @@
         <w:tc>
           <w:tcPr>
             <w:tcW w:type="dxa" w:w="6451"/>
-            <w:shd w:fill="F4F4F2" w:color="auto" w:val="clear"/>
+            <w:shd w:fill="F1F4F0" w:color="auto" w:val="clear"/>
             <w:tcMar>
               <w:top w:type="dxa" w:w="100"/>
               <w:left w:type="dxa" w:w="140"/>
@@ -1757,7 +1800,7 @@
               <w:rPr>
                 <w:b w:val="false"/>
                 <w:bCs w:val="false"/>
-                <w:color w:val="1D1D1B"/>
+                <w:color w:val="183A43"/>
                 <w:sz w:val="20"/>
                 <w:szCs w:val="20"/>
               </w:rPr>
@@ -1790,7 +1833,7 @@
               <w:rPr>
                 <w:b/>
                 <w:bCs/>
-                <w:color w:val="1D1D1B"/>
+                <w:color w:val="183A43"/>
                 <w:sz w:val="20"/>
                 <w:szCs w:val="20"/>
               </w:rPr>
@@ -1818,7 +1861,7 @@
               <w:rPr>
                 <w:b w:val="false"/>
                 <w:bCs w:val="false"/>
-                <w:color w:val="1D1D1B"/>
+                <w:color w:val="183A43"/>
                 <w:sz w:val="20"/>
                 <w:szCs w:val="20"/>
               </w:rPr>
@@ -1838,20 +1881,29 @@
         <w:pStyle w:val="Heading1"/>
         <w:keepNext/>
         <w:pBdr>
-          <w:bottom w:val="single" w:color="EF7D00" w:sz="18" w:space="4"/>
+          <w:bottom w:val="single" w:color="CAD6D0" w:sz="4" w:space="4"/>
         </w:pBdr>
         <w:spacing w:after="160" w:before="360"/>
       </w:pPr>
       <w:r>
         <w:rPr>
           <w:rFonts w:ascii="Calibri" w:cs="Calibri" w:eastAsia="Calibri" w:hAnsi="Calibri"/>
+          <w:color w:val="8A5CF6"/>
+          <w:sz w:val="24"/>
+          <w:szCs w:val="24"/>
+        </w:rPr>
+        <w:t xml:space="preserve">■  </w:t>
+      </w:r>
+      <w:r>
+        <w:rPr>
+          <w:rFonts w:ascii="Calibri" w:cs="Calibri" w:eastAsia="Calibri" w:hAnsi="Calibri"/>
           <w:b/>
           <w:bCs/>
-          <w:color w:val="1D1D1B"/>
-          <w:sz w:val="28"/>
-          <w:szCs w:val="28"/>
-        </w:rPr>
-        <w:t xml:space="preserve">BUENAS PRÁCTICAS</w:t>
+          <w:color w:val="183A43"/>
+          <w:sz w:val="30"/>
+          <w:szCs w:val="30"/>
+        </w:rPr>
+        <w:t xml:space="preserve">Buenas prácticas</w:t>
       </w:r>
     </w:p>
     <w:p>
@@ -1866,7 +1918,7 @@
       <w:r>
         <w:rPr>
           <w:rFonts w:ascii="Calibri" w:cs="Calibri" w:eastAsia="Calibri" w:hAnsi="Calibri"/>
-          <w:color w:val="1D1D1B"/>
+          <w:color w:val="183A43"/>
           <w:sz w:val="22"/>
           <w:szCs w:val="22"/>
         </w:rPr>
@@ -1885,7 +1937,7 @@
       <w:r>
         <w:rPr>
           <w:rFonts w:ascii="Calibri" w:cs="Calibri" w:eastAsia="Calibri" w:hAnsi="Calibri"/>
-          <w:color w:val="1D1D1B"/>
+          <w:color w:val="183A43"/>
           <w:sz w:val="22"/>
           <w:szCs w:val="22"/>
         </w:rPr>
@@ -1904,7 +1956,7 @@
       <w:r>
         <w:rPr>
           <w:rFonts w:ascii="Calibri" w:cs="Calibri" w:eastAsia="Calibri" w:hAnsi="Calibri"/>
-          <w:color w:val="1D1D1B"/>
+          <w:color w:val="183A43"/>
           <w:sz w:val="22"/>
           <w:szCs w:val="22"/>
         </w:rPr>
@@ -1916,32 +1968,41 @@
         <w:pStyle w:val="Heading1"/>
         <w:keepNext/>
         <w:pBdr>
-          <w:bottom w:val="single" w:color="EF7D00" w:sz="18" w:space="4"/>
+          <w:bottom w:val="single" w:color="CAD6D0" w:sz="4" w:space="4"/>
         </w:pBdr>
         <w:spacing w:after="160" w:before="360"/>
       </w:pPr>
       <w:r>
         <w:rPr>
           <w:rFonts w:ascii="Calibri" w:cs="Calibri" w:eastAsia="Calibri" w:hAnsi="Calibri"/>
+          <w:color w:val="8A5CF6"/>
+          <w:sz w:val="24"/>
+          <w:szCs w:val="24"/>
+        </w:rPr>
+        <w:t xml:space="preserve">■  </w:t>
+      </w:r>
+      <w:r>
+        <w:rPr>
+          <w:rFonts w:ascii="Calibri" w:cs="Calibri" w:eastAsia="Calibri" w:hAnsi="Calibri"/>
           <w:b/>
           <w:bCs/>
-          <w:color w:val="1D1D1B"/>
-          <w:sz w:val="28"/>
-          <w:szCs w:val="28"/>
-        </w:rPr>
-        <w:t xml:space="preserve">ERRORES FRECUENTES Y CÓMO RESOLVERLOS</w:t>
+          <w:color w:val="183A43"/>
+          <w:sz w:val="30"/>
+          <w:szCs w:val="30"/>
+        </w:rPr>
+        <w:t xml:space="preserve">Errores frecuentes y cómo resolverlos</w:t>
       </w:r>
     </w:p>
     <w:tbl>
       <w:tblPr>
         <w:tblW w:type="dxa" w:w="10080"/>
         <w:tblBorders>
-          <w:top w:val="single" w:color="E2E2DF" w:sz="4"/>
-          <w:left w:val="single" w:color="E2E2DF" w:sz="4"/>
-          <w:bottom w:val="single" w:color="E2E2DF" w:sz="4"/>
-          <w:right w:val="single" w:color="E2E2DF" w:sz="4"/>
-          <w:insideH w:val="single" w:color="E2E2DF" w:sz="4"/>
-          <w:insideV w:val="single" w:color="E2E2DF" w:sz="4"/>
+          <w:top w:val="single" w:color="CAD6D0" w:sz="4"/>
+          <w:left w:val="single" w:color="CAD6D0" w:sz="4"/>
+          <w:bottom w:val="single" w:color="CAD6D0" w:sz="4"/>
+          <w:right w:val="single" w:color="CAD6D0" w:sz="4"/>
+          <w:insideH w:val="single" w:color="CAD6D0" w:sz="4"/>
+          <w:insideV w:val="single" w:color="CAD6D0" w:sz="4"/>
         </w:tblBorders>
         <w:tblLayout w:type="fixed"/>
       </w:tblPr>
@@ -1956,7 +2017,7 @@
         <w:tc>
           <w:tcPr>
             <w:tcW w:type="dxa" w:w="3629"/>
-            <w:shd w:fill="EF7D00" w:color="auto" w:val="clear"/>
+            <w:shd w:fill="E8F2E9" w:color="auto" w:val="clear"/>
             <w:tcMar>
               <w:top w:type="dxa" w:w="100"/>
               <w:left w:type="dxa" w:w="140"/>
@@ -1973,7 +2034,7 @@
               <w:rPr>
                 <w:b/>
                 <w:bCs/>
-                <w:color w:val="1D1D1B"/>
+                <w:color w:val="183A43"/>
                 <w:sz w:val="20"/>
                 <w:szCs w:val="20"/>
               </w:rPr>
@@ -1984,7 +2045,7 @@
         <w:tc>
           <w:tcPr>
             <w:tcW w:type="dxa" w:w="6451"/>
-            <w:shd w:fill="EF7D00" w:color="auto" w:val="clear"/>
+            <w:shd w:fill="E8F2E9" w:color="auto" w:val="clear"/>
             <w:tcMar>
               <w:top w:type="dxa" w:w="100"/>
               <w:left w:type="dxa" w:w="140"/>
@@ -2001,7 +2062,7 @@
               <w:rPr>
                 <w:b/>
                 <w:bCs/>
-                <w:color w:val="1D1D1B"/>
+                <w:color w:val="183A43"/>
                 <w:sz w:val="20"/>
                 <w:szCs w:val="20"/>
               </w:rPr>
@@ -2034,7 +2095,7 @@
               <w:rPr>
                 <w:b/>
                 <w:bCs/>
-                <w:color w:val="1D1D1B"/>
+                <w:color w:val="183A43"/>
                 <w:sz w:val="20"/>
                 <w:szCs w:val="20"/>
               </w:rPr>
@@ -2062,7 +2123,7 @@
               <w:rPr>
                 <w:b w:val="false"/>
                 <w:bCs w:val="false"/>
-                <w:color w:val="1D1D1B"/>
+                <w:color w:val="183A43"/>
                 <w:sz w:val="20"/>
                 <w:szCs w:val="20"/>
               </w:rPr>
@@ -2078,7 +2139,7 @@
         <w:tc>
           <w:tcPr>
             <w:tcW w:type="dxa" w:w="3629"/>
-            <w:shd w:fill="F4F4F2" w:color="auto" w:val="clear"/>
+            <w:shd w:fill="F1F4F0" w:color="auto" w:val="clear"/>
             <w:tcMar>
               <w:top w:type="dxa" w:w="100"/>
               <w:left w:type="dxa" w:w="140"/>
@@ -2095,7 +2156,7 @@
               <w:rPr>
                 <w:b/>
                 <w:bCs/>
-                <w:color w:val="1D1D1B"/>
+                <w:color w:val="183A43"/>
                 <w:sz w:val="20"/>
                 <w:szCs w:val="20"/>
               </w:rPr>
@@ -2106,7 +2167,7 @@
         <w:tc>
           <w:tcPr>
             <w:tcW w:type="dxa" w:w="6451"/>
-            <w:shd w:fill="F4F4F2" w:color="auto" w:val="clear"/>
+            <w:shd w:fill="F1F4F0" w:color="auto" w:val="clear"/>
             <w:tcMar>
               <w:top w:type="dxa" w:w="100"/>
               <w:left w:type="dxa" w:w="140"/>
@@ -2123,7 +2184,7 @@
               <w:rPr>
                 <w:b w:val="false"/>
                 <w:bCs w:val="false"/>
-                <w:color w:val="1D1D1B"/>
+                <w:color w:val="183A43"/>
                 <w:sz w:val="20"/>
                 <w:szCs w:val="20"/>
               </w:rPr>
@@ -2156,7 +2217,7 @@
               <w:rPr>
                 <w:b/>
                 <w:bCs/>
-                <w:color w:val="1D1D1B"/>
+                <w:color w:val="183A43"/>
                 <w:sz w:val="20"/>
                 <w:szCs w:val="20"/>
               </w:rPr>
@@ -2184,7 +2245,7 @@
               <w:rPr>
                 <w:b w:val="false"/>
                 <w:bCs w:val="false"/>
-                <w:color w:val="1D1D1B"/>
+                <w:color w:val="183A43"/>
                 <w:sz w:val="20"/>
                 <w:szCs w:val="20"/>
               </w:rPr>
@@ -2204,20 +2265,29 @@
         <w:pStyle w:val="Heading1"/>
         <w:keepNext/>
         <w:pBdr>
-          <w:bottom w:val="single" w:color="EF7D00" w:sz="18" w:space="4"/>
+          <w:bottom w:val="single" w:color="CAD6D0" w:sz="4" w:space="4"/>
         </w:pBdr>
         <w:spacing w:after="160" w:before="360"/>
       </w:pPr>
       <w:r>
         <w:rPr>
           <w:rFonts w:ascii="Calibri" w:cs="Calibri" w:eastAsia="Calibri" w:hAnsi="Calibri"/>
+          <w:color w:val="8A5CF6"/>
+          <w:sz w:val="24"/>
+          <w:szCs w:val="24"/>
+        </w:rPr>
+        <w:t xml:space="preserve">■  </w:t>
+      </w:r>
+      <w:r>
+        <w:rPr>
+          <w:rFonts w:ascii="Calibri" w:cs="Calibri" w:eastAsia="Calibri" w:hAnsi="Calibri"/>
           <w:b/>
           <w:bCs/>
-          <w:color w:val="1D1D1B"/>
-          <w:sz w:val="28"/>
-          <w:szCs w:val="28"/>
-        </w:rPr>
-        <w:t xml:space="preserve">RETO PRÁCTICO</w:t>
+          <w:color w:val="183A43"/>
+          <w:sz w:val="30"/>
+          <w:szCs w:val="30"/>
+        </w:rPr>
+        <w:t xml:space="preserve">Reto práctico</w:t>
       </w:r>
     </w:p>
     <w:tbl>
@@ -2242,11 +2312,11 @@
             <w:tcW w:type="dxa" w:w="10080"/>
             <w:tcBorders>
               <w:top w:val="none" w:color="FFFFFF" w:sz="0"/>
-              <w:left w:val="single" w:color="1D1D1B" w:sz="24"/>
+              <w:left w:val="single" w:color="183A43" w:sz="24"/>
               <w:bottom w:val="none" w:color="FFFFFF" w:sz="0"/>
               <w:right w:val="none" w:color="FFFFFF" w:sz="0"/>
             </w:tcBorders>
-            <w:shd w:fill="F4F4F2" w:color="auto" w:val="clear"/>
+            <w:shd w:fill="FFFFFF" w:color="auto" w:val="clear"/>
             <w:tcMar>
               <w:top w:type="dxa" w:w="160"/>
               <w:left w:type="dxa" w:w="240"/>
@@ -2263,7 +2333,7 @@
                 <w:rFonts w:ascii="Calibri" w:cs="Calibri" w:eastAsia="Calibri" w:hAnsi="Calibri"/>
                 <w:b/>
                 <w:bCs/>
-                <w:color w:val="1D1D1B"/>
+                <w:color w:val="52656A"/>
                 <w:spacing w:val="20"/>
                 <w:sz w:val="17"/>
                 <w:szCs w:val="17"/>
@@ -2278,7 +2348,7 @@
             <w:r>
               <w:rPr>
                 <w:rFonts w:ascii="Calibri" w:cs="Calibri" w:eastAsia="Calibri" w:hAnsi="Calibri"/>
-                <w:color w:val="1D1D1B"/>
+                <w:color w:val="183A43"/>
                 <w:sz w:val="22"/>
                 <w:szCs w:val="22"/>
               </w:rPr>
@@ -2298,20 +2368,29 @@
         <w:pStyle w:val="Heading1"/>
         <w:keepNext/>
         <w:pBdr>
-          <w:bottom w:val="single" w:color="EF7D00" w:sz="18" w:space="4"/>
+          <w:bottom w:val="single" w:color="CAD6D0" w:sz="4" w:space="4"/>
         </w:pBdr>
         <w:spacing w:after="160" w:before="360"/>
       </w:pPr>
       <w:r>
         <w:rPr>
           <w:rFonts w:ascii="Calibri" w:cs="Calibri" w:eastAsia="Calibri" w:hAnsi="Calibri"/>
+          <w:color w:val="8A5CF6"/>
+          <w:sz w:val="24"/>
+          <w:szCs w:val="24"/>
+        </w:rPr>
+        <w:t xml:space="preserve">■  </w:t>
+      </w:r>
+      <w:r>
+        <w:rPr>
+          <w:rFonts w:ascii="Calibri" w:cs="Calibri" w:eastAsia="Calibri" w:hAnsi="Calibri"/>
           <w:b/>
           <w:bCs/>
-          <w:color w:val="1D1D1B"/>
-          <w:sz w:val="28"/>
-          <w:szCs w:val="28"/>
-        </w:rPr>
-        <w:t xml:space="preserve">VERIFICA TU AVANCE</w:t>
+          <w:color w:val="183A43"/>
+          <w:sz w:val="30"/>
+          <w:szCs w:val="30"/>
+        </w:rPr>
+        <w:t xml:space="preserve">Verifica tu avance</w:t>
       </w:r>
     </w:p>
     <w:p>
@@ -2325,7 +2404,7 @@
       <w:r>
         <w:rPr>
           <w:rFonts w:ascii="Segoe UI Symbol" w:cs="Segoe UI Symbol" w:eastAsia="Segoe UI Symbol" w:hAnsi="Segoe UI Symbol"/>
-          <w:color w:val="5C5C5A"/>
+          <w:color w:val="52656A"/>
           <w:sz w:val="26"/>
           <w:szCs w:val="26"/>
         </w:rPr>
@@ -2334,7 +2413,7 @@
       <w:r>
         <w:rPr>
           <w:rFonts w:ascii="Calibri" w:cs="Calibri" w:eastAsia="Calibri" w:hAnsi="Calibri"/>
-          <w:color w:val="1D1D1B"/>
+          <w:color w:val="183A43"/>
           <w:sz w:val="22"/>
           <w:szCs w:val="22"/>
         </w:rPr>
@@ -2352,7 +2431,7 @@
       <w:r>
         <w:rPr>
           <w:rFonts w:ascii="Segoe UI Symbol" w:cs="Segoe UI Symbol" w:eastAsia="Segoe UI Symbol" w:hAnsi="Segoe UI Symbol"/>
-          <w:color w:val="5C5C5A"/>
+          <w:color w:val="52656A"/>
           <w:sz w:val="26"/>
           <w:szCs w:val="26"/>
         </w:rPr>
@@ -2361,7 +2440,7 @@
       <w:r>
         <w:rPr>
           <w:rFonts w:ascii="Calibri" w:cs="Calibri" w:eastAsia="Calibri" w:hAnsi="Calibri"/>
-          <w:color w:val="1D1D1B"/>
+          <w:color w:val="183A43"/>
           <w:sz w:val="22"/>
           <w:szCs w:val="22"/>
         </w:rPr>
@@ -2379,7 +2458,7 @@
       <w:r>
         <w:rPr>
           <w:rFonts w:ascii="Segoe UI Symbol" w:cs="Segoe UI Symbol" w:eastAsia="Segoe UI Symbol" w:hAnsi="Segoe UI Symbol"/>
-          <w:color w:val="5C5C5A"/>
+          <w:color w:val="52656A"/>
           <w:sz w:val="26"/>
           <w:szCs w:val="26"/>
         </w:rPr>
@@ -2388,7 +2467,7 @@
       <w:r>
         <w:rPr>
           <w:rFonts w:ascii="Calibri" w:cs="Calibri" w:eastAsia="Calibri" w:hAnsi="Calibri"/>
-          <w:color w:val="1D1D1B"/>
+          <w:color w:val="183A43"/>
           <w:sz w:val="22"/>
           <w:szCs w:val="22"/>
         </w:rPr>
@@ -2406,7 +2485,7 @@
       <w:r>
         <w:rPr>
           <w:rFonts w:ascii="Segoe UI Symbol" w:cs="Segoe UI Symbol" w:eastAsia="Segoe UI Symbol" w:hAnsi="Segoe UI Symbol"/>
-          <w:color w:val="5C5C5A"/>
+          <w:color w:val="52656A"/>
           <w:sz w:val="26"/>
           <w:szCs w:val="26"/>
         </w:rPr>
@@ -2415,7 +2494,7 @@
       <w:r>
         <w:rPr>
           <w:rFonts w:ascii="Calibri" w:cs="Calibri" w:eastAsia="Calibri" w:hAnsi="Calibri"/>
-          <w:color w:val="1D1D1B"/>
+          <w:color w:val="183A43"/>
           <w:sz w:val="22"/>
           <w:szCs w:val="22"/>
         </w:rPr>
@@ -2433,7 +2512,7 @@
       <w:r>
         <w:rPr>
           <w:rFonts w:ascii="Segoe UI Symbol" w:cs="Segoe UI Symbol" w:eastAsia="Segoe UI Symbol" w:hAnsi="Segoe UI Symbol"/>
-          <w:color w:val="5C5C5A"/>
+          <w:color w:val="52656A"/>
           <w:sz w:val="26"/>
           <w:szCs w:val="26"/>
         </w:rPr>
@@ -2442,7 +2521,7 @@
       <w:r>
         <w:rPr>
           <w:rFonts w:ascii="Calibri" w:cs="Calibri" w:eastAsia="Calibri" w:hAnsi="Calibri"/>
-          <w:color w:val="1D1D1B"/>
+          <w:color w:val="183A43"/>
           <w:sz w:val="22"/>
           <w:szCs w:val="22"/>
         </w:rPr>
@@ -2476,11 +2555,11 @@
             <w:tcW w:type="dxa" w:w="10080"/>
             <w:tcBorders>
               <w:top w:val="none" w:color="FFFFFF" w:sz="0"/>
-              <w:left w:val="single" w:color="EF7D00" w:sz="24"/>
+              <w:left w:val="single" w:color="F37012" w:sz="24"/>
               <w:bottom w:val="none" w:color="FFFFFF" w:sz="0"/>
               <w:right w:val="none" w:color="FFFFFF" w:sz="0"/>
             </w:tcBorders>
-            <w:shd w:fill="1D1D1B" w:color="auto" w:val="clear"/>
+            <w:shd w:fill="0D2227" w:color="auto" w:val="clear"/>
             <w:tcMar>
               <w:top w:type="dxa" w:w="240"/>
               <w:left w:type="dxa" w:w="300"/>
@@ -2497,7 +2576,7 @@
                 <w:rFonts w:ascii="Calibri" w:cs="Calibri" w:eastAsia="Calibri" w:hAnsi="Calibri"/>
                 <w:b/>
                 <w:bCs/>
-                <w:color w:val="EF7D00"/>
+                <w:color w:val="FFAD79"/>
                 <w:sz w:val="24"/>
                 <w:szCs w:val="24"/>
               </w:rPr>
@@ -2522,7 +2601,7 @@
             <w:r>
               <w:rPr>
                 <w:rFonts w:ascii="Calibri" w:cs="Calibri" w:eastAsia="Calibri" w:hAnsi="Calibri"/>
-                <w:color w:val="D1D5DB"/>
+                <w:color w:val="B4C4C6"/>
                 <w:sz w:val="18"/>
                 <w:szCs w:val="18"/>
               </w:rPr>
@@ -2592,7 +2671,7 @@
     <w:r>
       <w:rPr>
         <w:rFonts w:ascii="Calibri" w:cs="Calibri" w:eastAsia="Calibri" w:hAnsi="Calibri"/>
-        <w:color w:val="5C5C5A"/>
+        <w:color w:val="52656A"/>
         <w:sz w:val="16"/>
         <w:szCs w:val="16"/>
       </w:rPr>
@@ -2601,7 +2680,7 @@
     <w:r>
       <w:rPr>
         <w:rFonts w:ascii="Calibri" w:cs="Calibri" w:eastAsia="Calibri" w:hAnsi="Calibri"/>
-        <w:color w:val="5C5C5A"/>
+        <w:color w:val="52656A"/>
         <w:sz w:val="16"/>
         <w:szCs w:val="16"/>
       </w:rPr>
@@ -2610,7 +2689,7 @@
     <w:r>
       <w:rPr>
         <w:rFonts w:ascii="Calibri" w:cs="Calibri" w:eastAsia="Calibri" w:hAnsi="Calibri"/>
-        <w:color w:val="5C5C5A"/>
+        <w:color w:val="52656A"/>
         <w:sz w:val="16"/>
         <w:szCs w:val="16"/>
       </w:rPr>
@@ -2622,7 +2701,7 @@
     <w:r>
       <w:rPr>
         <w:rFonts w:ascii="Calibri" w:cs="Calibri" w:eastAsia="Calibri" w:hAnsi="Calibri"/>
-        <w:color w:val="5C5C5A"/>
+        <w:color w:val="52656A"/>
         <w:sz w:val="16"/>
         <w:szCs w:val="16"/>
       </w:rPr>
@@ -2631,7 +2710,7 @@
     <w:r>
       <w:rPr>
         <w:rFonts w:ascii="Calibri" w:cs="Calibri" w:eastAsia="Calibri" w:hAnsi="Calibri"/>
-        <w:color w:val="5C5C5A"/>
+        <w:color w:val="52656A"/>
         <w:sz w:val="16"/>
         <w:szCs w:val="16"/>
       </w:rPr>
@@ -2686,7 +2765,7 @@
   <w:p>
     <w:pPr>
       <w:pBdr>
-        <w:bottom w:val="single" w:color="E2E2DF" w:sz="4" w:space="6"/>
+        <w:bottom w:val="single" w:color="CAD6D0" w:sz="4" w:space="6"/>
       </w:pBdr>
       <w:tabs>
         <w:tab w:val="right" w:pos="10080"/>
@@ -2697,7 +2776,7 @@
         <w:rFonts w:ascii="Calibri" w:cs="Calibri" w:eastAsia="Calibri" w:hAnsi="Calibri"/>
         <w:b/>
         <w:bCs/>
-        <w:color w:val="A65200"/>
+        <w:color w:val="087F91"/>
         <w:sz w:val="17"/>
         <w:szCs w:val="17"/>
       </w:rPr>
@@ -2706,7 +2785,7 @@
     <w:r>
       <w:rPr>
         <w:rFonts w:ascii="Calibri" w:cs="Calibri" w:eastAsia="Calibri" w:hAnsi="Calibri"/>
-        <w:color w:val="5C5C5A"/>
+        <w:color w:val="52656A"/>
         <w:sz w:val="17"/>
         <w:szCs w:val="17"/>
       </w:rPr>
@@ -2717,7 +2796,7 @@
         <w:rFonts w:ascii="Calibri" w:cs="Calibri" w:eastAsia="Calibri" w:hAnsi="Calibri"/>
         <w:b/>
         <w:bCs/>
-        <w:color w:val="A65200"/>
+        <w:color w:val="183A43"/>
         <w:sz w:val="17"/>
         <w:szCs w:val="17"/>
       </w:rPr>
@@ -2826,7 +2905,7 @@
       <w:rPr>
         <w:b/>
         <w:bCs/>
-        <w:color w:val="EF7D00"/>
+        <w:color w:val="F37012"/>
       </w:rPr>
     </w:lvl>
   </w:abstractNum>
@@ -2851,7 +2930,7 @@
     <w:rPrDefault>
       <w:rPr>
         <w:rFonts w:ascii="Calibri" w:cs="Calibri" w:eastAsia="Calibri" w:hAnsi="Calibri"/>
-        <w:color w:val="1D1D1B"/>
+        <w:color w:val="183A43"/>
         <w:sz w:val="22"/>
         <w:szCs w:val="22"/>
       </w:rPr>
@@ -3031,7 +3110,7 @@
       <w:rFonts w:ascii="Calibri" w:cs="Calibri" w:eastAsia="Calibri" w:hAnsi="Calibri"/>
       <w:b/>
       <w:bCs/>
-      <w:color w:val="1D1D1B"/>
+      <w:color w:val="183A43"/>
       <w:sz w:val="28"/>
       <w:szCs w:val="28"/>
     </w:rPr>
@@ -3048,7 +3127,7 @@
       <w:rFonts w:ascii="Calibri" w:cs="Calibri" w:eastAsia="Calibri" w:hAnsi="Calibri"/>
       <w:b/>
       <w:bCs/>
-      <w:color w:val="1D1D1B"/>
+      <w:color w:val="183A43"/>
       <w:sz w:val="24"/>
       <w:szCs w:val="24"/>
     </w:rPr>
@@ -3065,7 +3144,7 @@
       <w:rFonts w:ascii="Calibri" w:cs="Calibri" w:eastAsia="Calibri" w:hAnsi="Calibri"/>
       <w:b/>
       <w:bCs/>
-      <w:color w:val="1D1D1B"/>
+      <w:color w:val="183A43"/>
       <w:sz w:val="23"/>
       <w:szCs w:val="23"/>
     </w:rPr>

--- a/word/Capsula_13_De_una_idea_a_una_actividad.docx
+++ b/word/Capsula_13_De_una_idea_a_una_actividad.docx
@@ -2530,87 +2530,21 @@
     </w:p>
     <w:p>
       <w:pPr>
-        <w:spacing w:after="240" w:before="0"/>
-      </w:pPr>
-    </w:p>
-    <w:tbl>
-      <w:tblPr>
-        <w:tblW w:type="dxa" w:w="10080"/>
-        <w:tblBorders>
-          <w:top w:val="none" w:color="FFFFFF" w:sz="0"/>
-          <w:left w:val="none" w:color="FFFFFF" w:sz="0"/>
-          <w:bottom w:val="none" w:color="FFFFFF" w:sz="0"/>
-          <w:right w:val="none" w:color="FFFFFF" w:sz="0"/>
-          <w:insideH w:val="none" w:color="FFFFFF" w:sz="0"/>
-          <w:insideV w:val="none" w:color="FFFFFF" w:sz="0"/>
-        </w:tblBorders>
-        <w:tblLayout w:type="fixed"/>
-      </w:tblPr>
-      <w:tblGrid>
-        <w:gridCol w:w="10080"/>
-      </w:tblGrid>
-      <w:tr>
-        <w:tc>
-          <w:tcPr>
-            <w:tcW w:type="dxa" w:w="10080"/>
-            <w:tcBorders>
-              <w:top w:val="none" w:color="FFFFFF" w:sz="0"/>
-              <w:left w:val="single" w:color="F37012" w:sz="24"/>
-              <w:bottom w:val="none" w:color="FFFFFF" w:sz="0"/>
-              <w:right w:val="none" w:color="FFFFFF" w:sz="0"/>
-            </w:tcBorders>
-            <w:shd w:fill="0D2227" w:color="auto" w:val="clear"/>
-            <w:tcMar>
-              <w:top w:type="dxa" w:w="240"/>
-              <w:left w:type="dxa" w:w="300"/>
-              <w:bottom w:type="dxa" w:w="240"/>
-              <w:right w:type="dxa" w:w="300"/>
-            </w:tcMar>
-          </w:tcPr>
-          <w:p>
-            <w:pPr>
-              <w:spacing w:after="60"/>
-            </w:pPr>
-            <w:r>
-              <w:rPr>
-                <w:rFonts w:ascii="Calibri" w:cs="Calibri" w:eastAsia="Calibri" w:hAnsi="Calibri"/>
-                <w:b/>
-                <w:bCs/>
-                <w:color w:val="FFAD79"/>
-                <w:sz w:val="24"/>
-                <w:szCs w:val="24"/>
-              </w:rPr>
-              <w:t xml:space="preserve">¿Necesitas acompañamiento?</w:t>
-            </w:r>
-          </w:p>
-          <w:p>
-            <w:pPr>
-              <w:spacing w:after="60"/>
-            </w:pPr>
-            <w:r>
-              <w:rPr>
-                <w:rFonts w:ascii="Calibri" w:cs="Calibri" w:eastAsia="Calibri" w:hAnsi="Calibri"/>
-                <w:color w:val="FFFFFF"/>
-                <w:sz w:val="21"/>
-                <w:szCs w:val="21"/>
-              </w:rPr>
-              <w:t xml:space="preserve">El equipo del CEA te ayuda a implementar esta cápsula en tu curso.</w:t>
-            </w:r>
-          </w:p>
-          <w:p>
-            <w:r>
-              <w:rPr>
-                <w:rFonts w:ascii="Calibri" w:cs="Calibri" w:eastAsia="Calibri" w:hAnsi="Calibri"/>
-                <w:color w:val="B4C4C6"/>
-                <w:sz w:val="18"/>
-                <w:szCs w:val="18"/>
-              </w:rPr>
-              <w:t xml:space="preserve">CEA · Centro de Innovación Pedagógica y Educación Digital — Universidad de San Buenaventura Cali</w:t>
-            </w:r>
-          </w:p>
-        </w:tc>
-      </w:tr>
-    </w:tbl>
+        <w:pBdr>
+          <w:top w:val="single" w:color="CAD6D0" w:sz="4" w:space="8"/>
+        </w:pBdr>
+        <w:spacing w:before="360"/>
+      </w:pPr>
+      <w:r>
+        <w:rPr>
+          <w:rFonts w:ascii="Calibri" w:cs="Calibri" w:eastAsia="Calibri" w:hAnsi="Calibri"/>
+          <w:color w:val="52656A"/>
+          <w:sz w:val="18"/>
+          <w:szCs w:val="18"/>
+        </w:rPr>
+        <w:t xml:space="preserve">CEA · Centro de Innovación Pedagógica y Educación Digital — Universidad de San Buenaventura Cali</w:t>
+      </w:r>
+    </w:p>
     <w:sectPr>
       <w:headerReference w:type="default" r:id="rId6"/>
       <w:footerReference w:type="default" r:id="rId7"/>

--- a/word/Capsula_13_De_una_idea_a_una_actividad.docx
+++ b/word/Capsula_13_De_una_idea_a_una_actividad.docx
@@ -264,7 +264,7 @@
                 <w:sz w:val="15"/>
                 <w:szCs w:val="15"/>
               </w:rPr>
-              <w:t xml:space="preserve">TIEMPO DE LECTURA</w:t>
+              <w:t xml:space="preserve">TIEMPO ESTIMADO</w:t>
             </w:r>
           </w:p>
           <w:p>
@@ -277,7 +277,7 @@
                 <w:sz w:val="20"/>
                 <w:szCs w:val="20"/>
               </w:rPr>
-              <w:t xml:space="preserve">20 min</w:t>
+              <w:t xml:space="preserve">20 min (lectura + práctica)</w:t>
             </w:r>
           </w:p>
         </w:tc>
@@ -1121,7 +1121,7 @@
           <w:sz w:val="22"/>
           <w:szCs w:val="22"/>
         </w:rPr>
-        <w:t xml:space="preserve">Configura fechas, calificación y finalización según las cápsulas 05 a 10.</w:t>
+        <w:t xml:space="preserve">Configura fechas, calificación y finalización según las cápsulas 05 a 09 y la 12.</w:t>
       </w:r>
     </w:p>
     <w:p>
